--- a/Volume 1/Chapter 06 - RESTful APIs/SPA_Vol1_Ch6_Lesson6_4a_HTTP_Clients_EXTENDED.docx
+++ b/Volume 1/Chapter 06 - RESTful APIs/SPA_Vol1_Ch6_Lesson6_4a_HTTP_Clients_EXTENDED.docx
@@ -67,10 +67,7 @@
     </w:p>
     <w:p>
       <w:r>
-        <w:t xml:space="preserve">Write Lesson 6.4's HTTP clients in Assembly, Rust, and Erlang. Create the client once, give it a 10-second timeout, send one request, and print every part of the response: the status code, the Content-Type header, and the body. On the server side, see the same three parts written, in Lesson 6.0a's servers. Then build send_request and response_header, the client functions every later Chapter 6 EXTENDED lesson uses, exactly as Lesson 6.4 freezes them. In Solidity, see what the same ideas mean when the client </w:t>
-      </w:r>
-      <w:r>
-        <w:t>is cast, talking JSON-RPC to anvil.</w:t>
+        <w:t>Write Lesson 6.4's HTTP clients in Assembly, Rust, and Erlang. Create the client once, give it a 10-second timeout, send one request, and print every part of the response: the status code, the Content-Type header, and the body. On the server side, see the same three parts written, in Lesson 6.0a's servers. Then build send_request and response_header, the client functions every later Chapter 6 EXTENDED lesson uses, exactly as Lesson 6.4 freezes them. In Solidity, see what the same ideas mean when the client is cast, talking JSON-RPC to anvil.</w:t>
       </w:r>
     </w:p>
     <w:p>
@@ -98,10 +95,7 @@
     </w:p>
     <w:p>
       <w:r>
-        <w:t>Lesson 6.4 explains why a client is created once, why it always has a timeout, why it reads the status and Content-Type as well as the body, and why a 4xx is an answer, not a failure. This companion shows what those rules take when the language gives you less: Assembly builds send_request's record byte by byte with libcurl, as C's client does; Rust's ureq and Erlang's httpc are each language's plain, synchronous client. Solidity's client, cast, shows which of the rules a JSON-RPC client can keep and which i</w:t>
-      </w:r>
-      <w:r>
-        <w:t>t cannot. Read Lesson 6.4 first: this companion uses its values, its output, its Exercise and Challenge, and does not repeat why each was chosen.</w:t>
+        <w:t>Lesson 6.4 explains why a client is created once, why it always has a timeout, why it reads the status and Content-Type as well as the body, and why a 4xx is an answer, not a failure. This companion shows what those rules take when the language gives you less: Assembly builds send_request's record byte by byte with libcurl, as C's client does; Rust's ureq and Erlang's httpc are each language's plain, synchronous client. Solidity's client, cast, shows which of the rules a JSON-RPC client can keep and which it cannot. Read Lesson 6.4 first: this companion uses its values, its output, its Exercise and Challenge, and does not repeat why each was chosen.</w:t>
       </w:r>
     </w:p>
     <w:p>
@@ -139,10 +133,7 @@
     </w:p>
     <w:p>
       <w:r>
-        <w:t>send_request(client, method, path, key, json_body) returns an ApiResponse with the status code, the body, the headers, and failure: "" when there was an answer, or "timeout", "refused", "certificate", or "other" when there was none. It always sends Accept: application/json and User-Agent: spa-api-client, adds Authorization: Bearer only when the key is not empty and Content-Type: application/json; charset=utf-8 only with a body, never follows a redirect, and prints the two Error lines when there is no answer</w:t>
-      </w:r>
-      <w:r>
-        <w:t>. response_header(response, name) returns one header's value, ignoring case, or "" when there is none.</w:t>
+        <w:t>send_request(client, method, path, key, json_body) returns an ApiResponse with the status code, the body, the headers, and failure: "" when there was an answer, or "timeout", "refused", "certificate", or "other" when there was none. It always sends Accept: application/json and User-Agent: spa-api-client, adds Authorization: Bearer only when the key is not empty and Content-Type: application/json; charset=utf-8 only with a body, never follows a redirect, and prints the two Error lines when there is no answer. response_header(response, name) returns one header's value, ignoring case, or "" when there is none.</w:t>
       </w:r>
     </w:p>
     <w:p>
@@ -227,10 +218,7 @@
     </w:p>
     <w:p>
       <w:r>
-        <w:t>Assembly's client calls the same libcurl functions as C's client.c, in the same order. Two things are new. C's struct ApiResponse becomes a record of equ offsets in .bss, about 96 KB: the body's 65,536 bytes and 64 header lines of 512 bytes each. And C's send_request returns that whole struct, which no register can hold, so Assembly does what C compilers do on Windows: the caller passes the address of the record to fill as a hidden first value, in rcx, and every other value moves one place along, so send_re</w:t>
-      </w:r>
-      <w:r>
-        <w:t>quest's fifth and sixth values, the key and the body, arrive on the stack.</w:t>
+        <w:t>Assembly's client calls the same libcurl functions as C's client.c, in the same order. Two things are new. C's struct ApiResponse becomes a record of equ offsets in .bss, about 96 KB: the body's 65,536 bytes and 64 header lines of 512 bytes each. And C's send_request returns that whole struct, which no register can hold, so Assembly does what C compilers do on Windows: the caller passes the address of the record to fill as a hidden first value, in rcx, and every other value moves one place along, so send_request's fifth and sixth values, the key and the body, arrive on the stack.</w:t>
       </w:r>
     </w:p>
     <w:p>
@@ -276,10 +264,7 @@
     </w:p>
     <w:p>
       <w:r>
-        <w:t>inets:start(httpc, [{profile, Name}]) starts a client of its own, a profile, and returns it; httpc:request takes it as its fifth value, so every request shares its open connections. httpc takes the other settings with each request rather than with the client, as Lesson 6.4's Python and TypeScript clients take their timeout: the trust settings, the timeout, and autoredirect, which is true unless send_request turns it off. httpc:request blocks until the answer arrives; an Erlang program that must wait for sev</w:t>
-      </w:r>
-      <w:r>
-        <w:t>eral answers at once gives each its own process, Volume 3's subject.</w:t>
+        <w:t>inets:start(httpc, [{profile, Name}]) starts a client of its own, a profile, and returns it; httpc:request takes it as its fifth value, so every request shares its open connections. httpc takes the other settings with each request rather than with the client, as Lesson 6.4's Python and TypeScript clients take their timeout: the trust settings, the timeout, and autoredirect, which is true unless send_request turns it off. httpc:request blocks until the answer arrives; an Erlang program that must wait for several answers at once gives each its own process, Volume 3's subject.</w:t>
       </w:r>
     </w:p>
     <w:p>
@@ -1554,10 +1539,7 @@
     </w:p>
     <w:p>
       <w:r>
-        <w:t>Start with the most direct versions. The server writes each response itself: answer_request chooses the status and the body, makes the response from the body, adds the Content-Type header, and queues the response with the status. The client: main creates one libcurl handle, gives it the course CA and the 10-second timeout (CURLOPT_TIMEOUT), sends the GET request with curl_easy_perform, and then reads the status with CURLINFO_RESPONSE_CODE and the Content-Type header with CURLINFO_CONTENT_TYPE. Every step is</w:t>
-      </w:r>
-      <w:r>
-        <w:t xml:space="preserve"> commented, so read the comments as you type them.</w:t>
+        <w:t>Start with the most direct versions. The server writes each response itself: answer_request chooses the status and the body, makes the response from the body, adds the Content-Type header, and queues the response with the status. The client: main creates one libcurl handle, gives it the course CA and the 10-second timeout (CURLOPT_TIMEOUT), sends the GET request with curl_easy_perform, and then reads the status with CURLINFO_RESPONSE_CODE and the Content-Type header with CURLINFO_CONTENT_TYPE. Every step is commented, so read the comments as you type them.</w:t>
       </w:r>
     </w:p>
     <w:p>
@@ -5220,10 +5202,7 @@
     </w:p>
     <w:p>
       <w:r>
-        <w:t>The Production-Minded server is Lesson 6.0a's skeleton, unchanged; its comments now walk through send_json, which writes every answer: queuing the response with the status sends the status line, such as HTTP/1.1 200 OK; MHD_add_response_header adds Content-Type; libmicrohttpd adds Content-Length from the body's length; and a blank line and the body follow. The Production-Minded client is C's client.c, function for function: the ApiResponse record; save_body; save_header, which libcurl calls with each header</w:t>
-      </w:r>
-      <w:r>
-        <w:t xml:space="preserve"> line; response_header, which finds a header by name, ignoring case; failure_kind; send_request, which sets one request's method, URL, headers, and body on the handle main created, sends it, and fills the record; and print_response, which prints the three lines.</w:t>
+        <w:t>The Production-Minded server is Lesson 6.0a's skeleton, unchanged; its comments now walk through send_json, which writes every answer: queuing the response with the status sends the status line, such as HTTP/1.1 200 OK; MHD_add_response_header adds Content-Type; libmicrohttpd adds Content-Length from the body's length; and a blank line and the body follow. The Production-Minded client is C's client.c, function for function: the ApiResponse record; save_body; save_header, which libcurl calls with each header line; response_header, which finds a header by name, ignoring case; failure_kind; send_request, which sets one request's method, URL, headers, and body on the handle main created, sends it, and fills the record; and print_response, which prints the three lines.</w:t>
       </w:r>
     </w:p>
     <w:p>
@@ -14278,10 +14257,7 @@
     </w:p>
     <w:p>
       <w:r>
-        <w:t>The Production-Minded server is Lesson 6.0a's skeleton, unchanged; its comments now walk through send_json: the header list holds Content-Type, into_response puts the status, the headers, and the body into one response, and axum sends the status line, the headers, a blank line, and the body, with the body's length as Content-Length. The Production-Minded client prints the same three lines through the Chapter 6 client functions: struct ApiResponse; response_header; failure_kind; run_request, which sends a re</w:t>
-      </w:r>
-      <w:r>
-        <w:t>quest with or without a body; send_request, which builds one request with Request::builder and returns the ApiResponse; and print_response.</w:t>
+        <w:t>The Production-Minded server is Lesson 6.0a's skeleton, unchanged; its comments now walk through send_json: the header list holds Content-Type, into_response puts the status, the headers, and the body into one response, and axum sends the status line, the headers, a blank line, and the body, with the body's length as Content-Length. The Production-Minded client prints the same three lines through the Chapter 6 client functions: struct ApiResponse; response_header; failure_kind; run_request, which sends a request with or without a body; send_request, which builds one request with Request::builder and returns the ApiResponse; and print_response.</w:t>
       </w:r>
     </w:p>
     <w:p>
@@ -18474,10 +18450,7 @@
     </w:p>
     <w:p>
       <w:r>
-        <w:t xml:space="preserve">The Production-Minded server is Lesson 6.0a's skeleton, unchanged; its comments now walk through send_json: code becomes the status line, content_type the Content-Type header, and content_length the body's size, and httpd sends them, a blank line, and the body. The Production-Minded client prints the same three lines through the Chapter 6 client functions: the api_response record; response_header; failure_kind; reason_text, Lesson 6.0a's Reason words; request_headers; send_request, which builds one request </w:t>
-      </w:r>
-      <w:r>
-        <w:t>and sends it with the profile main started; and print_response.</w:t>
+        <w:t>The Production-Minded server is Lesson 6.0a's skeleton, unchanged; its comments now walk through send_json: code becomes the status line, content_type the Content-Type header, and content_length the body's size, and httpd sends them, a blank line, and the body. The Production-Minded client prints the same three lines through the Chapter 6 client functions: the api_response record; response_header; failure_kind; reason_text, Lesson 6.0a's Reason words; request_headers; send_request, which builds one request and sends it with the profile main started; and print_response.</w:t>
       </w:r>
     </w:p>
     <w:p>
@@ -23204,10 +23177,7 @@
     </w:p>
     <w:p>
       <w:r>
-        <w:t>send_request, ApiResponse, and response_header are the Chapter 6 EXTENDED client: from Lesson 6.5a on, every Assembly, Rust, and Erlang client calls send_request with its method, path, and body, and Lesson 6.16a passes the API key. The Contact Manager REST API's EXTENDED checks call it for every route, and the GitHub API Explorer's EXTENDED companion adds send_public_request beside it. send_json, unchanged since Lesson 6.0a, answers every route of the main project. In Solidity, every later lesson's client i</w:t>
-      </w:r>
-      <w:r>
-        <w:t>s a cast command with --rpc-timeout 10.</w:t>
+        <w:t>send_request, ApiResponse, and response_header are the Chapter 6 EXTENDED client: from Lesson 6.5a on, every Assembly, Rust, and Erlang client calls send_request with its method, path, and body, and Lesson 6.16a passes the API key. The Contact Manager REST API's EXTENDED checks call it for every route, and the GitHub API Explorer's EXTENDED companion adds send_public_request beside it. send_json, unchanged since Lesson 6.0a, answers every route of the main project. In Solidity, every later lesson's client is a cast command with --rpc-timeout 10.</w:t>
       </w:r>
     </w:p>
     <w:p>
@@ -23282,10 +23252,7 @@
     </w:p>
     <w:p>
       <w:r>
-        <w:t>Before you run it, predict its three lines, the exit code, and the line Terminal 1 adds. Rebuild the client, start the Production-Minded server in Terminal 1, and run the client in Terminal 2. The output must match the Required Exercise Output below, and the exit code must be 0: a 404 is an answer, so send_request returns it like any other. Terminal 1 must show GET /api/v1/nothing -&gt; 404 after the health line. Solidity prints the health line, then Error: execution reverted: {"code":"not_found","message":"no</w:t>
-      </w:r>
-      <w:r>
-        <w:t xml:space="preserve"> such path"} and a few lines of context on the error stream, with exit code 1: the node answered, and cast reports the revert as an error.</w:t>
+        <w:t>Before you run it, predict its three lines, the exit code, and the line Terminal 1 adds. Rebuild the client, start the Production-Minded server in Terminal 1, and run the client in Terminal 2. The output must match the Required Exercise Output below, and the exit code must be 0: a 404 is an answer, so send_request returns it like any other. Terminal 1 must show GET /api/v1/nothing -&gt; 404 after the health line. Solidity prints the health line, then Error: execution reverted: {"code":"not_found","message":"no such path"} and a few lines of context on the error stream, with exit code 1: the node answered, and cast reports the revert as an error.</w:t>
       </w:r>
     </w:p>
     <w:p>
@@ -23746,10 +23713,7 @@
     </w:p>
     <w:p>
       <w:r>
-        <w:t>In Assembly, Rust, and Erlang, the client is created once, as a libcurl handle, a ureq Agent, or an httpc profile; the handle and the Agent hold the CA and the timeout, and Erlang passes them with each request. send_request and response_header read the status, the headers, and the body exactly as Lesson 6.4's languages do; every one of them blocks until the answer arrives. Lesson 6.0a's servers write the same three parts, and the libraries add Content-Length. Solidity's client, cast, keeps the timeout and r</w:t>
-      </w:r>
-      <w:r>
-        <w:t>eads JSON-RPC's 200 answers, but has no client to create once. Lesson 6.5a uses send_request to fetch contacts.</w:t>
+        <w:t>In Assembly, Rust, and Erlang, the client is created once, as a libcurl handle, a ureq Agent, or an httpc profile; the handle and the Agent hold the CA and the timeout, and Erlang passes them with each request. send_request and response_header read the status, the headers, and the body exactly as Lesson 6.4's languages do; every one of them blocks until the answer arrives. Lesson 6.0a's servers write the same three parts, and the libraries add Content-Length. Solidity's client, cast, keeps the timeout and reads JSON-RPC's 200 answers, but has no client to create once. Lesson 6.5a uses send_request to fetch contacts.</w:t>
       </w:r>
     </w:p>
     <w:sectPr>

--- a/Volume 1/Chapter 06 - RESTful APIs/SPA_Vol1_Ch6_Lesson6_4a_HTTP_Clients_EXTENDED.docx
+++ b/Volume 1/Chapter 06 - RESTful APIs/SPA_Vol1_Ch6_Lesson6_4a_HTTP_Clients_EXTENDED.docx
@@ -67,7 +67,10 @@
     </w:p>
     <w:p>
       <w:r>
-        <w:t>Write Lesson 6.4's HTTP clients in Assembly, Rust, and Erlang. Create the client once, give it a 10-second timeout, send one request, and print every part of the response: the status code, the Content-Type header, and the body. On the server side, see the same three parts written, in Lesson 6.0a's servers. Then build send_request and response_header, the client functions every later Chapter 6 EXTENDED lesson uses, exactly as Lesson 6.4 freezes them. In Solidity, see what the same ideas mean when the client is cast, talking JSON-RPC to anvil.</w:t>
+        <w:t xml:space="preserve">Write Lesson 6.4's HTTP clients in Assembly, Rust, and Erlang. Create the client once, give it a 10-second timeout, send one request, and print every part of the response: the status code, the Content-Type header, and the body. On the server side, see the same three parts written, in Lesson 6.0a's servers. Then build send_request and response_header, the client functions every later Chapter 6 EXTENDED lesson uses, exactly as Lesson 6.4 freezes them. In Solidity, see what the same ideas mean when the client </w:t>
+      </w:r>
+      <w:r>
+        <w:t>is cast, talking JSON-RPC to anvil.</w:t>
       </w:r>
     </w:p>
     <w:p>
@@ -95,7 +98,10 @@
     </w:p>
     <w:p>
       <w:r>
-        <w:t>Lesson 6.4 explains why a client is created once, why it always has a timeout, why it reads the status and Content-Type as well as the body, and why a 4xx is an answer, not a failure. This companion shows what those rules take when the language gives you less: Assembly builds send_request's record byte by byte with libcurl, as C's client does; Rust's ureq and Erlang's httpc are each language's plain, synchronous client. Solidity's client, cast, shows which of the rules a JSON-RPC client can keep and which it cannot. Read Lesson 6.4 first: this companion uses its values, its output, its Exercise and Challenge, and does not repeat why each was chosen.</w:t>
+        <w:t>Lesson 6.4 explains why a client is created once, why it always has a timeout, why it reads the status and Content-Type as well as the body, and why a 4xx is an answer, not a failure. This companion shows what those rules take when the language gives you less: Assembly builds send_request's record byte by byte with libcurl, as C's client does; Rust's ureq and Erlang's httpc are each language's plain, synchronous client. Solidity's client, cast, shows which of the rules a JSON-RPC client can keep and which i</w:t>
+      </w:r>
+      <w:r>
+        <w:t>t cannot. Read Lesson 6.4 first: this companion uses its values, its output, its Exercise and Challenge, and does not repeat why each was chosen.</w:t>
       </w:r>
     </w:p>
     <w:p>
@@ -133,7 +139,10 @@
     </w:p>
     <w:p>
       <w:r>
-        <w:t>send_request(client, method, path, key, json_body) returns an ApiResponse with the status code, the body, the headers, and failure: "" when there was an answer, or "timeout", "refused", "certificate", or "other" when there was none. It always sends Accept: application/json and User-Agent: spa-api-client, adds Authorization: Bearer only when the key is not empty and Content-Type: application/json; charset=utf-8 only with a body, never follows a redirect, and prints the two Error lines when there is no answer. response_header(response, name) returns one header's value, ignoring case, or "" when there is none.</w:t>
+        <w:t>send_request(client, method, path, key, json_body) returns an ApiResponse with the status code, the body, the headers, and failure: "" when there was an answer, or "timeout", "refused", "certificate", or "other" when there was none. It always sends Accept: application/json and User-Agent: spa-api-client, adds Authorization: Bearer only when the key is not empty and Content-Type: application/json; charset=utf-8 only with a body, never follows a redirect, and prints the two Error lines when there is no answer</w:t>
+      </w:r>
+      <w:r>
+        <w:t>. response_header(response, name) returns one header's value, ignoring case, or "" when there is none.</w:t>
       </w:r>
     </w:p>
     <w:p>
@@ -218,7 +227,10 @@
     </w:p>
     <w:p>
       <w:r>
-        <w:t>Assembly's client calls the same libcurl functions as C's client.c, in the same order. Two things are new. C's struct ApiResponse becomes a record of equ offsets in .bss, about 96 KB: the body's 65,536 bytes and 64 header lines of 512 bytes each. And C's send_request returns that whole struct, which no register can hold, so Assembly does what C compilers do on Windows: the caller passes the address of the record to fill as a hidden first value, in rcx, and every other value moves one place along, so send_request's fifth and sixth values, the key and the body, arrive on the stack.</w:t>
+        <w:t>Assembly's client calls the same libcurl functions as C's client.c, in the same order. Two things are new. C's struct ApiResponse becomes a record of equ offsets in .bss, about 96 KB: the body's 65,536 bytes and 64 header lines of 512 bytes each. And C's send_request returns that whole struct, which no register can hold, so Assembly does what C compilers do on Windows: the caller passes the address of the record to fill as a hidden first value, in rcx, and every other value moves one place along, so send_re</w:t>
+      </w:r>
+      <w:r>
+        <w:t>quest's fifth and sixth values, the key and the body, arrive on the stack.</w:t>
       </w:r>
     </w:p>
     <w:p>
@@ -264,7 +276,10 @@
     </w:p>
     <w:p>
       <w:r>
-        <w:t>inets:start(httpc, [{profile, Name}]) starts a client of its own, a profile, and returns it; httpc:request takes it as its fifth value, so every request shares its open connections. httpc takes the other settings with each request rather than with the client, as Lesson 6.4's Python and TypeScript clients take their timeout: the trust settings, the timeout, and autoredirect, which is true unless send_request turns it off. httpc:request blocks until the answer arrives; an Erlang program that must wait for several answers at once gives each its own process, Volume 3's subject.</w:t>
+        <w:t>inets:start(httpc, [{profile, Name}]) starts a client of its own, a profile, and returns it; httpc:request takes it as its fifth value, so every request shares its open connections. httpc takes the other settings with each request rather than with the client, as Lesson 6.4's Python and TypeScript clients take their timeout: the trust settings, the timeout, and autoredirect, which is true unless send_request turns it off. httpc:request blocks until the answer arrives; an Erlang program that must wait for sev</w:t>
+      </w:r>
+      <w:r>
+        <w:t>eral answers at once gives each its own process, Volume 3's subject.</w:t>
       </w:r>
     </w:p>
     <w:p>
@@ -1154,7 +1169,7 @@
     </w:p>
     <w:p>
       <w:r>
-        <w:t>Save each source and supporting file from this lesson into the matching path in the project layout. As in Chapter 1, notepad .\erlang\basic_server.erl creates and opens one: choose Yes, type the file, save it with Ctrl+S, and close Notepad (nano ./erlang/basic_server.erl on Linux, then Ctrl+O, Enter, and Ctrl+X). The Linux commands leave out the assembly folder, because Linux Assembly is deferred.</w:t>
+        <w:t>You save each source file in its language's section below, as each is shown, and step 2 makes the Rust and Solidity projects. As in Chapter 1, notepad .\erlang\basic_server.erl creates and opens one: choose Yes, type the file, save it with Ctrl+S, and close Notepad (nano ./erlang/basic_server.erl on Linux, then Ctrl+O, Enter, and Ctrl+X). The Linux commands leave out the assembly folder, because Linux Assembly is deferred.</w:t>
       </w:r>
     </w:p>
     <w:p>
@@ -1233,7 +1248,13 @@
     </w:p>
     <w:p>
       <w:r>
-        <w:t>Remember, Cargo.lock records the exact version and checksum of every crate (Lesson 6.0a). This lesson uses the same crates as Lesson 6.0a, so copy its Cargo.lock instead of making a new one; cargo fetch then writes this project's name, http_clients, into it, and downloads nothing new. forge installs forge-std inside the lesson folder. Assembly uses the MSYS2 packages Lesson 6.0 installed, and Erlang needs nothing: inets and ssl come with Erlang/OTP.</w:t>
+        <w:t>Remember, Cargo.lock records the exact version and checksum of every crate (Lesson 6.0a). This lesson uses the same crates as Lesson 6.0a, so the Rust project is made the same way, with one change: after the cargo add lines, copy Lesson 6.0a's Cargo.lock over the one cargo add wrote. Remember, cargo init writes Cargo.toml and a starter src\main.rs, and cargo add pins each crate under [dependencies] at an exact version; --no-default-features keeps only the features you list (Lesson 6.0a). cargo fetch keeps t</w:t>
+      </w:r>
+      <w:r>
+        <w:t xml:space="preserve">he versions the copied lock records and writes this project's name, http_clients, into it, so no crate changes, and downloads anything Cargo's cache lacks; it runs without --locked, which would refuse even the name change. The starter main.rs is removed after the fetch, which needs a program to read. Remember, forge init makes the Solidity project, with --empty, --no-git, --offline, and --force as in Lesson 6.0a, and forge installs forge-std inside the lesson folder. Assembly uses the MSYS2 packages Lesson </w:t>
+      </w:r>
+      <w:r>
+        <w:t>6.0 installed, and Erlang's inets and ssl come with Erlang/OTP.</w:t>
       </w:r>
     </w:p>
     <w:p>
@@ -1255,6 +1276,96 @@
         <w:keepNext/>
       </w:pPr>
       <w:r>
+        <w:t>cargo init .\rust --name http_clients --vcs none</w:t>
+      </w:r>
+    </w:p>
+    <w:p>
+      <w:pPr>
+        <w:pStyle w:val="CommandBlock"/>
+        <w:keepNext/>
+      </w:pPr>
+      <w:r>
+        <w:t>cargo add --manifest-path .\rust\Cargo.toml axum@=0.8.9 `</w:t>
+      </w:r>
+    </w:p>
+    <w:p>
+      <w:pPr>
+        <w:pStyle w:val="CommandBlock"/>
+        <w:keepNext/>
+      </w:pPr>
+      <w:r>
+        <w:t xml:space="preserve">    --no-default-features --features http1,tokio</w:t>
+      </w:r>
+    </w:p>
+    <w:p>
+      <w:pPr>
+        <w:pStyle w:val="CommandBlock"/>
+        <w:keepNext/>
+      </w:pPr>
+      <w:r>
+        <w:t>cargo add --manifest-path .\rust\Cargo.toml axum-server@=0.8.0 `</w:t>
+      </w:r>
+    </w:p>
+    <w:p>
+      <w:pPr>
+        <w:pStyle w:val="CommandBlock"/>
+        <w:keepNext/>
+      </w:pPr>
+      <w:r>
+        <w:t xml:space="preserve">    --features tls-rustls-no-provider</w:t>
+      </w:r>
+    </w:p>
+    <w:p>
+      <w:pPr>
+        <w:pStyle w:val="CommandBlock"/>
+        <w:keepNext/>
+      </w:pPr>
+      <w:r>
+        <w:t>cargo add --manifest-path .\rust\Cargo.toml rustls@=0.23.45 `</w:t>
+      </w:r>
+    </w:p>
+    <w:p>
+      <w:pPr>
+        <w:pStyle w:val="CommandBlock"/>
+        <w:keepNext/>
+      </w:pPr>
+      <w:r>
+        <w:t xml:space="preserve">    --no-default-features --features ring,std,tls12</w:t>
+      </w:r>
+    </w:p>
+    <w:p>
+      <w:pPr>
+        <w:pStyle w:val="CommandBlock"/>
+        <w:keepNext/>
+      </w:pPr>
+      <w:r>
+        <w:t>cargo add --manifest-path .\rust\Cargo.toml tokio@=1.53.1 `</w:t>
+      </w:r>
+    </w:p>
+    <w:p>
+      <w:pPr>
+        <w:pStyle w:val="CommandBlock"/>
+        <w:keepNext/>
+      </w:pPr>
+      <w:r>
+        <w:t xml:space="preserve">    --features macros,rt-multi-thread</w:t>
+      </w:r>
+    </w:p>
+    <w:p>
+      <w:pPr>
+        <w:pStyle w:val="CommandBlock"/>
+        <w:keepNext/>
+      </w:pPr>
+      <w:r>
+        <w:t>cargo add --manifest-path .\rust\Cargo.toml ureq@=3.4.2</w:t>
+      </w:r>
+    </w:p>
+    <w:p>
+      <w:pPr>
+        <w:pStyle w:val="CommandBlock"/>
+        <w:keepNext/>
+      </w:pPr>
+      <w:r>
         <w:t>Copy-Item ..\lesson-6.0-extended\rust\Cargo.lock .\rust</w:t>
       </w:r>
     </w:p>
@@ -1273,6 +1384,117 @@
         <w:keepNext/>
       </w:pPr>
       <w:r>
+        <w:t>Remove-Item .\rust\src\main.rs</w:t>
+      </w:r>
+    </w:p>
+    <w:p>
+      <w:pPr>
+        <w:pStyle w:val="CommandBlock"/>
+      </w:pPr>
+      <w:r>
+        <w:t>forge init .\solidity --empty --no-git --offline --force</w:t>
+      </w:r>
+    </w:p>
+    <w:p>
+      <w:pPr>
+        <w:keepNext/>
+      </w:pPr>
+    </w:p>
+    <w:p>
+      <w:r>
+        <w:t>Then type the Solidity project's settings over the foundry.toml that forge init wrote; it is Lesson 6.0a's: the scripts read and write no files, so it allows none. notepad .\solidity\foundry.toml opens the file: replace its text with the file below, save it with Ctrl+S, and close Notepad.</w:t>
+      </w:r>
+    </w:p>
+    <w:p>
+      <w:pPr>
+        <w:keepNext/>
+      </w:pPr>
+    </w:p>
+    <w:p>
+      <w:pPr>
+        <w:pStyle w:val="Heading3"/>
+      </w:pPr>
+      <w:r>
+        <w:t>solidity/foundry.toml</w:t>
+      </w:r>
+    </w:p>
+    <w:p>
+      <w:pPr>
+        <w:pStyle w:val="SourceCode"/>
+        <w:keepNext/>
+      </w:pPr>
+      <w:r>
+        <w:t>[profile.default]</w:t>
+      </w:r>
+    </w:p>
+    <w:p>
+      <w:pPr>
+        <w:pStyle w:val="SourceCode"/>
+        <w:keepNext/>
+      </w:pPr>
+      <w:r>
+        <w:t># The files in script/ are the only Solidity sources in this project.</w:t>
+      </w:r>
+    </w:p>
+    <w:p>
+      <w:pPr>
+        <w:pStyle w:val="SourceCode"/>
+        <w:keepNext/>
+      </w:pPr>
+      <w:r>
+        <w:t>src = "script"</w:t>
+      </w:r>
+    </w:p>
+    <w:p>
+      <w:pPr>
+        <w:pStyle w:val="SourceCode"/>
+        <w:keepNext/>
+      </w:pPr>
+      <w:r>
+        <w:t># forge install puts forge-std in lib/.</w:t>
+      </w:r>
+    </w:p>
+    <w:p>
+      <w:pPr>
+        <w:pStyle w:val="SourceCode"/>
+        <w:keepNext/>
+      </w:pPr>
+      <w:r>
+        <w:t>libs = ["lib"]</w:t>
+      </w:r>
+    </w:p>
+    <w:p>
+      <w:pPr>
+        <w:pStyle w:val="SourceCode"/>
+      </w:pPr>
+      <w:r>
+        <w:t># The scripts read and write no files, so no fs_permissions are needed.</w:t>
+      </w:r>
+    </w:p>
+    <w:p>
+      <w:pPr>
+        <w:keepNext/>
+      </w:pPr>
+    </w:p>
+    <w:p>
+      <w:pPr>
+        <w:keepNext/>
+      </w:pPr>
+      <w:r>
+        <w:t>Then install forge-std.</w:t>
+      </w:r>
+    </w:p>
+    <w:p>
+      <w:pPr>
+        <w:keepNext/>
+      </w:pPr>
+    </w:p>
+    <w:p>
+      <w:pPr>
+        <w:pStyle w:val="CommandBlock"/>
+        <w:keepNext/>
+      </w:pPr>
+      <w:r>
         <w:t>Push-Location .\solidity</w:t>
       </w:r>
     </w:p>
@@ -1308,10 +1530,113 @@
     </w:p>
     <w:p>
       <w:pPr>
+        <w:keepNext/>
+      </w:pPr>
+      <w:r>
+        <w:t>Create the Rust and Solidity projects with the same commands as on Windows: cp copies Lesson 6.0a's Cargo.lock after the cargo add lines, so it replaces the one cargo add wrote, and rm deletes the starter main.rs after cargo fetch. Type solidity/foundry.toml exactly as shown in the Windows setup, over the file forge init wrote, before the last line installs forge-std.</w:t>
+      </w:r>
+    </w:p>
+    <w:p>
+      <w:pPr>
+        <w:keepNext/>
+      </w:pPr>
+    </w:p>
+    <w:p>
+      <w:pPr>
         <w:pStyle w:val="CommandBlock"/>
         <w:keepNext/>
       </w:pPr>
       <w:r>
+        <w:t>cargo init ./rust --name http_clients --vcs none</w:t>
+      </w:r>
+    </w:p>
+    <w:p>
+      <w:pPr>
+        <w:pStyle w:val="CommandBlock"/>
+        <w:keepNext/>
+      </w:pPr>
+      <w:r>
+        <w:t>cargo add --manifest-path ./rust/Cargo.toml axum@=0.8.9 \</w:t>
+      </w:r>
+    </w:p>
+    <w:p>
+      <w:pPr>
+        <w:pStyle w:val="CommandBlock"/>
+        <w:keepNext/>
+      </w:pPr>
+      <w:r>
+        <w:t xml:space="preserve">    --no-default-features --features http1,tokio</w:t>
+      </w:r>
+    </w:p>
+    <w:p>
+      <w:pPr>
+        <w:pStyle w:val="CommandBlock"/>
+        <w:keepNext/>
+      </w:pPr>
+      <w:r>
+        <w:t>cargo add --manifest-path ./rust/Cargo.toml axum-server@=0.8.0 \</w:t>
+      </w:r>
+    </w:p>
+    <w:p>
+      <w:pPr>
+        <w:pStyle w:val="CommandBlock"/>
+        <w:keepNext/>
+      </w:pPr>
+      <w:r>
+        <w:t xml:space="preserve">    --features tls-rustls-no-provider</w:t>
+      </w:r>
+    </w:p>
+    <w:p>
+      <w:pPr>
+        <w:pStyle w:val="CommandBlock"/>
+        <w:keepNext/>
+      </w:pPr>
+      <w:r>
+        <w:t>cargo add --manifest-path ./rust/Cargo.toml rustls@=0.23.45 \</w:t>
+      </w:r>
+    </w:p>
+    <w:p>
+      <w:pPr>
+        <w:pStyle w:val="CommandBlock"/>
+        <w:keepNext/>
+      </w:pPr>
+      <w:r>
+        <w:t xml:space="preserve">    --no-default-features --features ring,std,tls12</w:t>
+      </w:r>
+    </w:p>
+    <w:p>
+      <w:pPr>
+        <w:pStyle w:val="CommandBlock"/>
+        <w:keepNext/>
+      </w:pPr>
+      <w:r>
+        <w:t>cargo add --manifest-path ./rust/Cargo.toml tokio@=1.53.1 \</w:t>
+      </w:r>
+    </w:p>
+    <w:p>
+      <w:pPr>
+        <w:pStyle w:val="CommandBlock"/>
+        <w:keepNext/>
+      </w:pPr>
+      <w:r>
+        <w:t xml:space="preserve">    --features macros,rt-multi-thread</w:t>
+      </w:r>
+    </w:p>
+    <w:p>
+      <w:pPr>
+        <w:pStyle w:val="CommandBlock"/>
+        <w:keepNext/>
+      </w:pPr>
+      <w:r>
+        <w:t>cargo add --manifest-path ./rust/Cargo.toml ureq@=3.4.2</w:t>
+      </w:r>
+    </w:p>
+    <w:p>
+      <w:pPr>
+        <w:pStyle w:val="CommandBlock"/>
+        <w:keepNext/>
+      </w:pPr>
+      <w:r>
         <w:t>cp ../lesson-6.0-extended/rust/Cargo.lock ./rust</w:t>
       </w:r>
     </w:p>
@@ -1327,6 +1652,28 @@
     <w:p>
       <w:pPr>
         <w:pStyle w:val="CommandBlock"/>
+        <w:keepNext/>
+      </w:pPr>
+      <w:r>
+        <w:t>rm ./rust/src/main.rs</w:t>
+      </w:r>
+    </w:p>
+    <w:p>
+      <w:pPr>
+        <w:pStyle w:val="CommandBlock"/>
+      </w:pPr>
+      <w:r>
+        <w:t>forge init ./solidity --empty --no-git --offline --force</w:t>
+      </w:r>
+    </w:p>
+    <w:p>
+      <w:pPr>
+        <w:keepNext/>
+      </w:pPr>
+    </w:p>
+    <w:p>
+      <w:pPr>
+        <w:pStyle w:val="CommandBlock"/>
       </w:pPr>
       <w:r>
         <w:t>(cd ./solidity &amp;&amp; forge install foundry-rs/forge-std@v1.16.2 --no-git)</w:t>
@@ -1539,7 +1886,10 @@
     </w:p>
     <w:p>
       <w:r>
-        <w:t>Start with the most direct versions. The server writes each response itself: answer_request chooses the status and the body, makes the response from the body, adds the Content-Type header, and queues the response with the status. The client: main creates one libcurl handle, gives it the course CA and the 10-second timeout (CURLOPT_TIMEOUT), sends the GET request with curl_easy_perform, and then reads the status with CURLINFO_RESPONSE_CODE and the Content-Type header with CURLINFO_CONTENT_TYPE. Every step is commented, so read the comments as you type them.</w:t>
+        <w:t>Start with the most direct versions. The server writes each response itself: answer_request chooses the status and the body, makes the response from the body, adds the Content-Type header, and queues the response with the status. The client: main creates one libcurl handle, gives it the course CA and the 10-second timeout (CURLOPT_TIMEOUT), sends the GET request with curl_easy_perform, and then reads the status with CURLINFO_RESPONSE_CODE and the Content-Type header with CURLINFO_CONTENT_TYPE. Every step is</w:t>
+      </w:r>
+      <w:r>
+        <w:t xml:space="preserve"> commented, so read the comments as you type them.</w:t>
       </w:r>
     </w:p>
     <w:p>
@@ -5202,7 +5552,10 @@
     </w:p>
     <w:p>
       <w:r>
-        <w:t>The Production-Minded server is Lesson 6.0a's skeleton, unchanged; its comments now walk through send_json, which writes every answer: queuing the response with the status sends the status line, such as HTTP/1.1 200 OK; MHD_add_response_header adds Content-Type; libmicrohttpd adds Content-Length from the body's length; and a blank line and the body follow. The Production-Minded client is C's client.c, function for function: the ApiResponse record; save_body; save_header, which libcurl calls with each header line; response_header, which finds a header by name, ignoring case; failure_kind; send_request, which sets one request's method, URL, headers, and body on the handle main created, sends it, and fills the record; and print_response, which prints the three lines.</w:t>
+        <w:t>The Production-Minded server is Lesson 6.0a's skeleton, unchanged; its comments now walk through send_json, which writes every answer: queuing the response with the status sends the status line, such as HTTP/1.1 200 OK; MHD_add_response_header adds Content-Type; libmicrohttpd adds Content-Length from the body's length; and a blank line and the body follow. The Production-Minded client is C's client.c, function for function: the ApiResponse record; save_body; save_header, which libcurl calls with each header</w:t>
+      </w:r>
+      <w:r>
+        <w:t xml:space="preserve"> line; response_header, which finds a header by name, ignoring case; failure_kind; send_request, which sets one request's method, URL, headers, and body on the handle main created, sends it, and fills the record; and print_response, which prints the three lines.</w:t>
       </w:r>
     </w:p>
     <w:p>
@@ -14257,7 +14610,10 @@
     </w:p>
     <w:p>
       <w:r>
-        <w:t>The Production-Minded server is Lesson 6.0a's skeleton, unchanged; its comments now walk through send_json: the header list holds Content-Type, into_response puts the status, the headers, and the body into one response, and axum sends the status line, the headers, a blank line, and the body, with the body's length as Content-Length. The Production-Minded client prints the same three lines through the Chapter 6 client functions: struct ApiResponse; response_header; failure_kind; run_request, which sends a request with or without a body; send_request, which builds one request with Request::builder and returns the ApiResponse; and print_response.</w:t>
+        <w:t>The Production-Minded server is Lesson 6.0a's skeleton, unchanged; its comments now walk through send_json: the header list holds Content-Type, into_response puts the status, the headers, and the body into one response, and axum sends the status line, the headers, a blank line, and the body, with the body's length as Content-Length. The Production-Minded client prints the same three lines through the Chapter 6 client functions: struct ApiResponse; response_header; failure_kind; run_request, which sends a re</w:t>
+      </w:r>
+      <w:r>
+        <w:t>quest with or without a body; send_request, which builds one request with Request::builder and returns the ApiResponse; and print_response.</w:t>
       </w:r>
     </w:p>
     <w:p>
@@ -18450,7 +18806,10 @@
     </w:p>
     <w:p>
       <w:r>
-        <w:t>The Production-Minded server is Lesson 6.0a's skeleton, unchanged; its comments now walk through send_json: code becomes the status line, content_type the Content-Type header, and content_length the body's size, and httpd sends them, a blank line, and the body. The Production-Minded client prints the same three lines through the Chapter 6 client functions: the api_response record; response_header; failure_kind; reason_text, Lesson 6.0a's Reason words; request_headers; send_request, which builds one request and sends it with the profile main started; and print_response.</w:t>
+        <w:t xml:space="preserve">The Production-Minded server is Lesson 6.0a's skeleton, unchanged; its comments now walk through send_json: code becomes the status line, content_type the Content-Type header, and content_length the body's size, and httpd sends them, a blank line, and the body. The Production-Minded client prints the same three lines through the Chapter 6 client functions: the api_response record; response_header; failure_kind; reason_text, Lesson 6.0a's Reason words; request_headers; send_request, which builds one request </w:t>
+      </w:r>
+      <w:r>
+        <w:t>and sends it with the profile main started; and print_response.</w:t>
       </w:r>
     </w:p>
     <w:p>
@@ -22351,7 +22710,10 @@
     </w:p>
     <w:p>
       <w:r>
-        <w:t>Cargo.toml names the Rust project, http_clients, and pins the same crates at the same versions and features as Lesson 6.0a's does; its four programs are the four files in src/bin. Cargo.lock is not printed: step 2 copies Lesson 6.0a's, and cargo fetch gives it this project's name; never edit it by hand. foundry.toml is Lesson 6.0a's settings file.</w:t>
+        <w:t>This is the file the setup commands wrote, shown here so you can check yours. The comments are the course's notes on each line; cargo add writes the same names, versions, and features without them, and its blank lines and layout may differ. Cargo.toml names the Rust project, http_clients, and pins the same crates at the same versions and features as Lesson 6.0a's does; its four programs are the four files in src/bin. Cargo.lock is not printed: step 2 copies Lesson 6.0a's, and cargo fetch gives it this proje</w:t>
+      </w:r>
+      <w:r>
+        <w:t>ct's name; never edit it by hand.</w:t>
       </w:r>
     </w:p>
     <w:p>
@@ -22624,63 +22986,382 @@
     </w:p>
     <w:p>
       <w:pPr>
+        <w:keepNext/>
+      </w:pPr>
+    </w:p>
+    <w:p>
+      <w:pPr>
+        <w:pStyle w:val="Heading1"/>
+      </w:pPr>
+      <w:r>
+        <w:t>Validation Rules</w:t>
+      </w:r>
+    </w:p>
+    <w:p>
+      <w:r>
+        <w:t>This lesson is checked by running each command and program and comparing what your screen shows with the required results, by eye. No separate validator program is needed.</w:t>
+      </w:r>
+    </w:p>
+    <w:p>
+      <w:pPr>
+        <w:keepNext/>
+      </w:pPr>
+    </w:p>
+    <w:p>
+      <w:pPr>
+        <w:pStyle w:val="ListBullet"/>
+      </w:pPr>
+      <w:r>
+        <w:t>Run every program from the lesson-6.4-extended folder: the server (Solidity: anvil) in Terminal 1, the clients, curl.exe, and cast in Terminal 2.</w:t>
+      </w:r>
+    </w:p>
+    <w:p>
+      <w:pPr>
+        <w:pStyle w:val="ListBullet"/>
+      </w:pPr>
+      <w:r>
+        <w:t>The Copy Check prints OK.</w:t>
+      </w:r>
+    </w:p>
+    <w:p>
+      <w:pPr>
+        <w:pStyle w:val="ListBullet"/>
+      </w:pPr>
+      <w:r>
+        <w:t>Every Assembly, Rust, and Erlang client prints the three Required Clean-Run Output lines exactly and ends with exit code 0; the Basic server prints only its Listening line, and the Production-Minded server prints the server lines of the Required Clean-Run Output.</w:t>
+      </w:r>
+    </w:p>
+    <w:p>
+      <w:pPr>
+        <w:pStyle w:val="ListBullet"/>
+      </w:pPr>
+      <w:r>
+        <w:t>Each curl Check prints the curl lines of the Required Clean-Run Output; each No Server Check prints two Error lines and 1.</w:t>
+      </w:r>
+    </w:p>
+    <w:p>
+      <w:pPr>
+        <w:pStyle w:val="ListBullet"/>
+      </w:pPr>
+      <w:r>
+        <w:t>Solidity's Client Run prints the health line; its JSON-RPC Check prints the answer, 200, and application/json; its No Server Check prints cast's error and 1.</w:t>
+      </w:r>
+    </w:p>
+    <w:p>
+      <w:pPr>
+        <w:pStyle w:val="ListBullet"/>
+      </w:pPr>
+      <w:r>
+        <w:t>No program turns certificate checks off.</w:t>
+      </w:r>
+    </w:p>
+    <w:p>
+      <w:pPr>
+        <w:keepNext/>
+      </w:pPr>
+    </w:p>
+    <w:p>
+      <w:pPr>
+        <w:keepNext/>
+      </w:pPr>
+    </w:p>
+    <w:p>
+      <w:pPr>
         <w:pStyle w:val="Heading2"/>
       </w:pPr>
       <w:r>
-        <w:t>solidity/foundry.toml</w:t>
-      </w:r>
-    </w:p>
-    <w:p>
-      <w:pPr>
-        <w:pStyle w:val="SourceCode"/>
-        <w:keepNext/>
-      </w:pPr>
-      <w:r>
-        <w:t>[profile.default]</w:t>
-      </w:r>
-    </w:p>
-    <w:p>
-      <w:pPr>
-        <w:pStyle w:val="SourceCode"/>
-        <w:keepNext/>
-      </w:pPr>
-      <w:r>
-        <w:t># The files in script/ are the only Solidity sources in this project.</w:t>
-      </w:r>
-    </w:p>
-    <w:p>
-      <w:pPr>
-        <w:pStyle w:val="SourceCode"/>
-        <w:keepNext/>
-      </w:pPr>
-      <w:r>
-        <w:t>src = "script"</w:t>
-      </w:r>
-    </w:p>
-    <w:p>
-      <w:pPr>
-        <w:pStyle w:val="SourceCode"/>
-        <w:keepNext/>
-      </w:pPr>
-      <w:r>
-        <w:t># forge install puts forge-std in lib/.</w:t>
-      </w:r>
-    </w:p>
-    <w:p>
-      <w:pPr>
-        <w:pStyle w:val="SourceCode"/>
-        <w:keepNext/>
-      </w:pPr>
-      <w:r>
-        <w:t>libs = ["lib"]</w:t>
-      </w:r>
-    </w:p>
-    <w:p>
-      <w:pPr>
-        <w:pStyle w:val="SourceCode"/>
-      </w:pPr>
-      <w:r>
-        <w:t># The scripts read and write no files, so no fs_permissions are needed.</w:t>
+        <w:t>Expected Values</w:t>
+      </w:r>
+    </w:p>
+    <w:p>
+      <w:pPr>
+        <w:keepNext/>
+      </w:pPr>
+      <w:r>
+        <w:t>Every program and command works with these values.</w:t>
+      </w:r>
+    </w:p>
+    <w:p>
+      <w:pPr>
+        <w:keepNext/>
+      </w:pPr>
+    </w:p>
+    <w:p>
+      <w:pPr>
+        <w:pStyle w:val="RequiredOutput"/>
+        <w:keepNext/>
+      </w:pPr>
+      <w:r>
+        <w:t>Server: https://127.0.0.1:8765 (Lesson 6.0a's servers)</w:t>
+      </w:r>
+    </w:p>
+    <w:p>
+      <w:pPr>
+        <w:pStyle w:val="RequiredOutput"/>
+        <w:keepNext/>
+      </w:pPr>
+      <w:r>
+        <w:t>Request: GET /api/v1/health, no key, no body</w:t>
+      </w:r>
+    </w:p>
+    <w:p>
+      <w:pPr>
+        <w:pStyle w:val="RequiredOutput"/>
+        <w:keepNext/>
+      </w:pPr>
+      <w:r>
+        <w:t>Client timeout: 10 seconds, every client</w:t>
+      </w:r>
+    </w:p>
+    <w:p>
+      <w:pPr>
+        <w:pStyle w:val="RequiredOutput"/>
+        <w:keepNext/>
+      </w:pPr>
+      <w:r>
+        <w:t>Always sent: Accept: application/json, User-Agent: spa-api-client</w:t>
+      </w:r>
+    </w:p>
+    <w:p>
+      <w:pPr>
+        <w:pStyle w:val="RequiredOutput"/>
+        <w:keepNext/>
+      </w:pPr>
+      <w:r>
+        <w:t>Response: 200, application/json; charset=utf-8, {"status":"ok"}</w:t>
+      </w:r>
+    </w:p>
+    <w:p>
+      <w:pPr>
+        <w:pStyle w:val="RequiredOutput"/>
+        <w:keepNext/>
+      </w:pPr>
+      <w:r>
+        <w:t>No answer: status code 0, two Error lines, exit code 1</w:t>
+      </w:r>
+    </w:p>
+    <w:p>
+      <w:pPr>
+        <w:pStyle w:val="RequiredOutput"/>
+        <w:keepNext/>
+      </w:pPr>
+      <w:r>
+        <w:t>Solidity node: http://127.0.0.1:8545 (anvil, JSON-RPC, no TLS)</w:t>
+      </w:r>
+    </w:p>
+    <w:p>
+      <w:pPr>
+        <w:pStyle w:val="RequiredOutput"/>
+        <w:keepNext/>
+      </w:pPr>
+      <w:r>
+        <w:t>Solidity contract: 0x5FbDB2315678afecb367f032d93F642f64180aa3</w:t>
+      </w:r>
+    </w:p>
+    <w:p>
+      <w:pPr>
+        <w:pStyle w:val="RequiredOutput"/>
+        <w:keepNext/>
+      </w:pPr>
+      <w:r>
+        <w:t>Exercise: the same client also sends GET /api/v1/nothing</w:t>
+      </w:r>
+    </w:p>
+    <w:p>
+      <w:pPr>
+        <w:pStyle w:val="RequiredOutput"/>
+      </w:pPr>
+      <w:r>
+        <w:t>Challenge: GET /api/v1/ping -&gt; 200, text/plain; charset=utf-8, pong</w:t>
+      </w:r>
+    </w:p>
+    <w:p>
+      <w:pPr>
+        <w:keepNext/>
+      </w:pPr>
+    </w:p>
+    <w:p>
+      <w:pPr>
+        <w:keepNext/>
+      </w:pPr>
+    </w:p>
+    <w:p>
+      <w:pPr>
+        <w:pStyle w:val="Heading2"/>
+      </w:pPr>
+      <w:r>
+        <w:t>Required Clean-Run Output</w:t>
+      </w:r>
+    </w:p>
+    <w:p>
+      <w:pPr>
+        <w:keepNext/>
+      </w:pPr>
+      <w:r>
+        <w:t>Terminal 1, the Production-Minded server, after its client run and its curl Check, in Assembly, Rust, and Erlang (the Basic server prints only the first line):</w:t>
+      </w:r>
+    </w:p>
+    <w:p>
+      <w:pPr>
+        <w:keepNext/>
+      </w:pPr>
+    </w:p>
+    <w:p>
+      <w:pPr>
+        <w:pStyle w:val="RequiredOutput"/>
+        <w:keepNext/>
+      </w:pPr>
+      <w:r>
+        <w:t>Listening on https://127.0.0.1:8765</w:t>
+      </w:r>
+    </w:p>
+    <w:p>
+      <w:pPr>
+        <w:pStyle w:val="RequiredOutput"/>
+        <w:keepNext/>
+      </w:pPr>
+      <w:r>
+        <w:t>GET /api/v1/health -&gt; 200</w:t>
+      </w:r>
+    </w:p>
+    <w:p>
+      <w:pPr>
+        <w:pStyle w:val="RequiredOutput"/>
+        <w:keepNext/>
+      </w:pPr>
+      <w:r>
+        <w:t>GET /api/v1/health -&gt; 200</w:t>
+      </w:r>
+    </w:p>
+    <w:p>
+      <w:pPr>
+        <w:pStyle w:val="RequiredOutput"/>
+      </w:pPr>
+      <w:r>
+        <w:t>GET /api/v1/nothing -&gt; 404</w:t>
+      </w:r>
+    </w:p>
+    <w:p>
+      <w:pPr>
+        <w:keepNext/>
+      </w:pPr>
+    </w:p>
+    <w:p>
+      <w:pPr>
+        <w:keepNext/>
+      </w:pPr>
+      <w:r>
+        <w:t>Terminal 2, every Assembly, Rust, and Erlang client, Basic and Production-Minded, ending with exit code 0:</w:t>
+      </w:r>
+    </w:p>
+    <w:p>
+      <w:pPr>
+        <w:keepNext/>
+      </w:pPr>
+    </w:p>
+    <w:p>
+      <w:pPr>
+        <w:pStyle w:val="RequiredOutput"/>
+        <w:keepNext/>
+      </w:pPr>
+      <w:r>
+        <w:t>Status: 200</w:t>
+      </w:r>
+    </w:p>
+    <w:p>
+      <w:pPr>
+        <w:pStyle w:val="RequiredOutput"/>
+        <w:keepNext/>
+      </w:pPr>
+      <w:r>
+        <w:t>Content-Type: application/json; charset=utf-8</w:t>
+      </w:r>
+    </w:p>
+    <w:p>
+      <w:pPr>
+        <w:pStyle w:val="RequiredOutput"/>
+      </w:pPr>
+      <w:r>
+        <w:t>Body: {"status":"ok"}</w:t>
+      </w:r>
+    </w:p>
+    <w:p>
+      <w:pPr>
+        <w:keepNext/>
+      </w:pPr>
+    </w:p>
+    <w:p>
+      <w:pPr>
+        <w:keepNext/>
+      </w:pPr>
+      <w:r>
+        <w:t>Terminal 2, the curl Check, in Assembly, Rust, and Erlang: each body, then its status and content type, which -w prints after it:</w:t>
+      </w:r>
+    </w:p>
+    <w:p>
+      <w:pPr>
+        <w:keepNext/>
+      </w:pPr>
+    </w:p>
+    <w:p>
+      <w:pPr>
+        <w:pStyle w:val="RequiredOutput"/>
+        <w:keepNext/>
+      </w:pPr>
+      <w:r>
+        <w:t>{"status":"ok"}</w:t>
+      </w:r>
+    </w:p>
+    <w:p>
+      <w:pPr>
+        <w:pStyle w:val="RequiredOutput"/>
+        <w:keepNext/>
+      </w:pPr>
+      <w:r>
+        <w:t>200 application/json; charset=utf-8</w:t>
+      </w:r>
+    </w:p>
+    <w:p>
+      <w:pPr>
+        <w:pStyle w:val="RequiredOutput"/>
+        <w:keepNext/>
+      </w:pPr>
+      <w:r>
+        <w:t>{"code":"not_found","message":"no such path"}</w:t>
+      </w:r>
+    </w:p>
+    <w:p>
+      <w:pPr>
+        <w:pStyle w:val="RequiredOutput"/>
+      </w:pPr>
+      <w:r>
+        <w:t>404 application/json; charset=utf-8</w:t>
+      </w:r>
+    </w:p>
+    <w:p>
+      <w:pPr>
+        <w:keepNext/>
+      </w:pPr>
+    </w:p>
+    <w:p>
+      <w:pPr>
+        <w:keepNext/>
+      </w:pPr>
+      <w:r>
+        <w:t>Terminal 2, Solidity's client, cast call, asking the deployed contract's health function:</w:t>
+      </w:r>
+    </w:p>
+    <w:p>
+      <w:pPr>
+        <w:keepNext/>
+      </w:pPr>
+    </w:p>
+    <w:p>
+      <w:pPr>
+        <w:pStyle w:val="RequiredOutput"/>
+      </w:pPr>
+      <w:r>
+        <w:t>"{\"status\":\"ok\"}"</w:t>
       </w:r>
     </w:p>
     <w:p>
@@ -22703,25 +23384,15 @@
         <w:pStyle w:val="Heading1"/>
       </w:pPr>
       <w:r>
-        <w:t>Validation Rules</w:t>
-      </w:r>
-    </w:p>
-    <w:p>
-      <w:r>
-        <w:t>This lesson is checked by running each command and program and comparing what your screen shows with the required results, by eye. No separate validator program is needed.</w:t>
-      </w:r>
-    </w:p>
-    <w:p>
-      <w:pPr>
-        <w:keepNext/>
-      </w:pPr>
+        <w:t>Common Mistakes</w:t>
+      </w:r>
     </w:p>
     <w:p>
       <w:pPr>
         <w:pStyle w:val="ListBullet"/>
       </w:pPr>
       <w:r>
-        <w:t>Run every program from the lesson-6.4-extended folder: the server (Solidity: anvil) in Terminal 1, the clients, curl.exe, and cast in Terminal 2.</w:t>
+        <w:t>Creating a new client for every request: a new libcurl handle, Agent, or profile each time. Create it once, at the start, and pass it to every request.</w:t>
       </w:r>
     </w:p>
     <w:p>
@@ -22729,7 +23400,7 @@
         <w:pStyle w:val="ListBullet"/>
       </w:pPr>
       <w:r>
-        <w:t>The Copy Check prints OK.</w:t>
+        <w:t>Sending a request with no timeout. A server that never answers then holds the client forever; in cast, the default is 45 seconds.</w:t>
       </w:r>
     </w:p>
     <w:p>
@@ -22737,7 +23408,7 @@
         <w:pStyle w:val="ListBullet"/>
       </w:pPr>
       <w:r>
-        <w:t>Every Assembly, Rust, and Erlang client prints the three Required Clean-Run Output lines exactly and ends with exit code 0; the Basic server prints only its Listening line, and the Production-Minded server prints the server lines of the Required Clean-Run Output.</w:t>
+        <w:t>Treating a 4xx or 5xx as a failure. The server answered; read its status and body. Only no answer is a failure.</w:t>
       </w:r>
     </w:p>
     <w:p>
@@ -22745,7 +23416,7 @@
         <w:pStyle w:val="ListBullet"/>
       </w:pPr>
       <w:r>
-        <w:t>Each curl Check prints the curl lines of the Required Clean-Run Output; each No Server Check prints two Error lines and 1.</w:t>
+        <w:t>In Assembly, using one record for two answers. send_request fills the record it is given from the start, so the first answer is gone; give each answer its own record.</w:t>
       </w:r>
     </w:p>
     <w:p>
@@ -22753,7 +23424,7 @@
         <w:pStyle w:val="ListBullet"/>
       </w:pPr>
       <w:r>
-        <w:t>Solidity's Client Run prints the health line; its JSON-RPC Check prints the answer, 200, and application/json; its No Server Check prints cast's error and 1.</w:t>
+        <w:t>In Rust, leaving out max_redirects(0), or in Erlang, {autoredirect, false}. Both libraries then follow a redirect by themselves, and send_request never sees the 3xx.</w:t>
       </w:r>
     </w:p>
     <w:p>
@@ -22761,7 +23432,124 @@
         <w:pStyle w:val="ListBullet"/>
       </w:pPr>
       <w:r>
-        <w:t>No program turns certificate checks off.</w:t>
+        <w:t>In Erlang, sending a method as the text "GET". httpc wants the atom get.</w:t>
+      </w:r>
+    </w:p>
+    <w:p>
+      <w:pPr>
+        <w:pStyle w:val="ListBullet"/>
+      </w:pPr>
+      <w:r>
+        <w:t>Typing curl instead of curl.exe in Windows PowerShell 5.1, or plain curl.exe in a terminal where MSYS2's curl comes first on PATH (Lesson 6.0a).</w:t>
+      </w:r>
+    </w:p>
+    <w:p>
+      <w:pPr>
+        <w:keepNext/>
+      </w:pPr>
+    </w:p>
+    <w:p>
+      <w:pPr>
+        <w:keepNext/>
+      </w:pPr>
+    </w:p>
+    <w:p>
+      <w:pPr>
+        <w:keepNext/>
+      </w:pPr>
+    </w:p>
+    <w:p>
+      <w:pPr>
+        <w:pStyle w:val="Heading1"/>
+      </w:pPr>
+      <w:r>
+        <w:t>Project Connection</w:t>
+      </w:r>
+    </w:p>
+    <w:p>
+      <w:r>
+        <w:t>send_request, ApiResponse, and response_header are the Chapter 6 EXTENDED client: from Lesson 6.5a on, every Assembly, Rust, and Erlang client calls send_request with its method, path, and body, and Lesson 6.16a passes the API key. The Contact Manager REST API's EXTENDED checks call it for every route, and the GitHub API Explorer's EXTENDED companion adds send_public_request beside it. send_json, unchanged since Lesson 6.0a, answers every route of the main project. In Solidity, every later lesson's client i</w:t>
+      </w:r>
+      <w:r>
+        <w:t>s a cast command with --rpc-timeout 10.</w:t>
+      </w:r>
+    </w:p>
+    <w:p>
+      <w:pPr>
+        <w:keepNext/>
+      </w:pPr>
+    </w:p>
+    <w:p>
+      <w:pPr>
+        <w:keepNext/>
+      </w:pPr>
+    </w:p>
+    <w:p>
+      <w:pPr>
+        <w:keepNext/>
+      </w:pPr>
+    </w:p>
+    <w:p>
+      <w:pPr>
+        <w:pStyle w:val="Heading1"/>
+      </w:pPr>
+      <w:r>
+        <w:t>Workbook Exercise</w:t>
+      </w:r>
+    </w:p>
+    <w:p>
+      <w:r>
+        <w:t>Reuse the client. In the Production-Minded client, after the health request has been printed, send a second request with the same client: GET /api/v1/nothing, with no key and no body.</w:t>
+      </w:r>
+    </w:p>
+    <w:p>
+      <w:pPr>
+        <w:keepNext/>
+      </w:pPr>
+    </w:p>
+    <w:p>
+      <w:pPr>
+        <w:pStyle w:val="ListBullet"/>
+      </w:pPr>
+      <w:r>
+        <w:t>Assembly: add nothing_path beside health_path and a record missing_response beside response, then a second send_request into missing_response, checked for status code 0 as main checks the first and printed with print_response.</w:t>
+      </w:r>
+    </w:p>
+    <w:p>
+      <w:pPr>
+        <w:pStyle w:val="ListBullet"/>
+      </w:pPr>
+      <w:r>
+        <w:t>Rust: store the answer in missing_response, check its failure as main checks the first, and print it with print_response.</w:t>
+      </w:r>
+    </w:p>
+    <w:p>
+      <w:pPr>
+        <w:pStyle w:val="ListBullet"/>
+      </w:pPr>
+      <w:r>
+        <w:t>Erlang: in main's second branch, after print_response(Response), store the answer in MissingResponse, then a case on its status code like main's: 0 stops with init:stop(1), anything else prints it.</w:t>
+      </w:r>
+    </w:p>
+    <w:p>
+      <w:pPr>
+        <w:pStyle w:val="ListBullet"/>
+      </w:pPr>
+      <w:r>
+        <w:t>Solidity: add a second command to the Client Run, cast call with "nothing()" and the same settings.</w:t>
+      </w:r>
+    </w:p>
+    <w:p>
+      <w:pPr>
+        <w:keepNext/>
+      </w:pPr>
+    </w:p>
+    <w:p>
+      <w:r>
+        <w:t>Before you run it, predict its three lines, the exit code, and the line Terminal 1 adds. Rebuild the client, start the Production-Minded server in Terminal 1, and run the client in Terminal 2. The output must match the Required Exercise Output below, and the exit code must be 0: a 404 is an answer, so send_request returns it like any other. Terminal 1 must show GET /api/v1/nothing -&gt; 404 after the health line. Solidity prints the health line, then Error: execution reverted: {"code":"not_found","message":"no</w:t>
+      </w:r>
+      <w:r>
+        <w:t xml:space="preserve"> such path"} and a few lines of context on the error stream, with exit code 1: the node answered, and cast reports the revert as an error.</w:t>
       </w:r>
     </w:p>
     <w:p>
@@ -22779,15 +23567,15 @@
         <w:pStyle w:val="Heading2"/>
       </w:pPr>
       <w:r>
-        <w:t>Expected Values</w:t>
-      </w:r>
-    </w:p>
-    <w:p>
-      <w:pPr>
-        <w:keepNext/>
-      </w:pPr>
-      <w:r>
-        <w:t>Every program and command works with these values.</w:t>
+        <w:t>Required Exercise Output</w:t>
+      </w:r>
+    </w:p>
+    <w:p>
+      <w:pPr>
+        <w:keepNext/>
+      </w:pPr>
+      <w:r>
+        <w:t>With the second request, to the path the server does not have, the client prints six lines and ends with exit code 0, because a 404 is an answer. Terminal 1 shows GET /api/v1/nothing -&gt; 404 after the health line. Solidity's result is described above.</w:t>
       </w:r>
     </w:p>
     <w:p>
@@ -22801,7 +23589,7 @@
         <w:keepNext/>
       </w:pPr>
       <w:r>
-        <w:t>Server: https://127.0.0.1:8765 (Lesson 6.0a's servers)</w:t>
+        <w:t>Status: 200</w:t>
       </w:r>
     </w:p>
     <w:p>
@@ -22810,7 +23598,7 @@
         <w:keepNext/>
       </w:pPr>
       <w:r>
-        <w:t>Request: GET /api/v1/health, no key, no body</w:t>
+        <w:t>Content-Type: application/json; charset=utf-8</w:t>
       </w:r>
     </w:p>
     <w:p>
@@ -22819,7 +23607,7 @@
         <w:keepNext/>
       </w:pPr>
       <w:r>
-        <w:t>Client timeout: 10 seconds, every client</w:t>
+        <w:t>Body: {"status":"ok"}</w:t>
       </w:r>
     </w:p>
     <w:p>
@@ -22828,7 +23616,7 @@
         <w:keepNext/>
       </w:pPr>
       <w:r>
-        <w:t>Always sent: Accept: application/json, User-Agent: spa-api-client</w:t>
+        <w:t>Status: 404</w:t>
       </w:r>
     </w:p>
     <w:p>
@@ -22837,17 +23625,122 @@
         <w:keepNext/>
       </w:pPr>
       <w:r>
-        <w:t>Response: 200, application/json; charset=utf-8, {"status":"ok"}</w:t>
+        <w:t>Content-Type: application/json; charset=utf-8</w:t>
       </w:r>
     </w:p>
     <w:p>
       <w:pPr>
         <w:pStyle w:val="RequiredOutput"/>
-        <w:keepNext/>
-      </w:pPr>
-      <w:r>
-        <w:t>No answer: status code 0, two Error lines, exit code 1</w:t>
-      </w:r>
+      </w:pPr>
+      <w:r>
+        <w:t>Body: {"code":"not_found","message":"no such path"}</w:t>
+      </w:r>
+    </w:p>
+    <w:p>
+      <w:pPr>
+        <w:keepNext/>
+      </w:pPr>
+    </w:p>
+    <w:p>
+      <w:pPr>
+        <w:keepNext/>
+      </w:pPr>
+    </w:p>
+    <w:p>
+      <w:pPr>
+        <w:keepNext/>
+      </w:pPr>
+    </w:p>
+    <w:p>
+      <w:pPr>
+        <w:pStyle w:val="Heading1"/>
+      </w:pPr>
+      <w:r>
+        <w:t>Challenge</w:t>
+      </w:r>
+    </w:p>
+    <w:p>
+      <w:r>
+        <w:t>A response's content type need not be JSON. Add a plain-text route:</w:t>
+      </w:r>
+    </w:p>
+    <w:p>
+      <w:pPr>
+        <w:keepNext/>
+      </w:pPr>
+    </w:p>
+    <w:p>
+      <w:pPr>
+        <w:pStyle w:val="ListBullet"/>
+      </w:pPr>
+      <w:r>
+        <w:t>In the Production-Minded server, write send_text beside send_json, with the same values, except the text instead of the JSON: a copy of send_json that sets Content-Type to text/plain; charset=utf-8. Leave send_json unchanged. In Assembly, add text_type beside json_type.</w:t>
+      </w:r>
+    </w:p>
+    <w:p>
+      <w:pPr>
+        <w:pStyle w:val="ListBullet"/>
+      </w:pPr>
+      <w:r>
+        <w:t>Write handle_ping, which answers 200 with the body pong through send_text, and add GET /api/v1/ping to the route table, beside the health route.</w:t>
+      </w:r>
+    </w:p>
+    <w:p>
+      <w:pPr>
+        <w:pStyle w:val="ListBullet"/>
+      </w:pPr>
+      <w:r>
+        <w:t>In the Production-Minded client, add one more request at the end of main, after any other: GET /api/v1/ping, stored in ping_response (PingResponse in Erlang; Assembly's record ping_response), checked, and printed.</w:t>
+      </w:r>
+    </w:p>
+    <w:p>
+      <w:pPr>
+        <w:pStyle w:val="ListBullet"/>
+      </w:pPr>
+      <w:r>
+        <w:t>Solidity: add a ping function to HealthApi that returns "pong", deploy it again (restart anvil first, so it lands at the same address), and add cast call with "ping()(string)" at the end of the Client Run. ABI-encoded answers have no content type: the "(string)" in the signature tells cast how to read the answer. The two lines must be the health line and "pong".</w:t>
+      </w:r>
+    </w:p>
+    <w:p>
+      <w:pPr>
+        <w:keepNext/>
+      </w:pPr>
+    </w:p>
+    <w:p>
+      <w:r>
+        <w:t>Run both. The output must match the Required Challenge Output below: the client prints the new content type through the same response_header call. Terminal 1 must show GET /api/v1/ping -&gt; 200 after the health line. With the Exercise's change as well, the output must match the Required Combined Output after it.</w:t>
+      </w:r>
+    </w:p>
+    <w:p>
+      <w:pPr>
+        <w:keepNext/>
+      </w:pPr>
+    </w:p>
+    <w:p>
+      <w:pPr>
+        <w:keepNext/>
+      </w:pPr>
+    </w:p>
+    <w:p>
+      <w:pPr>
+        <w:pStyle w:val="Heading2"/>
+      </w:pPr>
+      <w:r>
+        <w:t>Required Challenge Output</w:t>
+      </w:r>
+    </w:p>
+    <w:p>
+      <w:pPr>
+        <w:keepNext/>
+      </w:pPr>
+      <w:r>
+        <w:t>With the ping route and the client's request for it, the client prints six lines and ends with exit code 0, and Terminal 1 shows GET /api/v1/ping -&gt; 200 after the health line:</w:t>
+      </w:r>
+    </w:p>
+    <w:p>
+      <w:pPr>
+        <w:keepNext/>
+      </w:pPr>
     </w:p>
     <w:p>
       <w:pPr>
@@ -22855,7 +23748,7 @@
         <w:keepNext/>
       </w:pPr>
       <w:r>
-        <w:t>Solidity node: http://127.0.0.1:8545 (anvil, JSON-RPC, no TLS)</w:t>
+        <w:t>Status: 200</w:t>
       </w:r>
     </w:p>
     <w:p>
@@ -22864,7 +23757,7 @@
         <w:keepNext/>
       </w:pPr>
       <w:r>
-        <w:t>Solidity contract: 0x5FbDB2315678afecb367f032d93F642f64180aa3</w:t>
+        <w:t>Content-Type: application/json; charset=utf-8</w:t>
       </w:r>
     </w:p>
     <w:p>
@@ -22873,15 +23766,33 @@
         <w:keepNext/>
       </w:pPr>
       <w:r>
-        <w:t>Exercise: the same client also sends GET /api/v1/nothing</w:t>
+        <w:t>Body: {"status":"ok"}</w:t>
       </w:r>
     </w:p>
     <w:p>
       <w:pPr>
         <w:pStyle w:val="RequiredOutput"/>
-      </w:pPr>
-      <w:r>
-        <w:t>Challenge: GET /api/v1/ping -&gt; 200, text/plain; charset=utf-8, pong</w:t>
+        <w:keepNext/>
+      </w:pPr>
+      <w:r>
+        <w:t>Status: 200</w:t>
+      </w:r>
+    </w:p>
+    <w:p>
+      <w:pPr>
+        <w:pStyle w:val="RequiredOutput"/>
+        <w:keepNext/>
+      </w:pPr>
+      <w:r>
+        <w:t>Content-Type: text/plain; charset=utf-8</w:t>
+      </w:r>
+    </w:p>
+    <w:p>
+      <w:pPr>
+        <w:pStyle w:val="RequiredOutput"/>
+      </w:pPr>
+      <w:r>
+        <w:t>Body: pong</w:t>
       </w:r>
     </w:p>
     <w:p>
@@ -22899,15 +23810,15 @@
         <w:pStyle w:val="Heading2"/>
       </w:pPr>
       <w:r>
-        <w:t>Required Clean-Run Output</w:t>
-      </w:r>
-    </w:p>
-    <w:p>
-      <w:pPr>
-        <w:keepNext/>
-      </w:pPr>
-      <w:r>
-        <w:t>Terminal 1, the Production-Minded server, after its client run and its curl Check, in Assembly, Rust, and Erlang (the Basic server prints only the first line):</w:t>
+        <w:t>Required Combined Output</w:t>
+      </w:r>
+    </w:p>
+    <w:p>
+      <w:pPr>
+        <w:keepNext/>
+      </w:pPr>
+      <w:r>
+        <w:t>With both changes, the client asks for /health, then /nothing, then /ping, prints nine lines, and ends with exit code 0:</w:t>
       </w:r>
     </w:p>
     <w:p>
@@ -22921,7 +23832,7 @@
         <w:keepNext/>
       </w:pPr>
       <w:r>
-        <w:t>Listening on https://127.0.0.1:8765</w:t>
+        <w:t>Status: 200</w:t>
       </w:r>
     </w:p>
     <w:p>
@@ -22930,7 +23841,7 @@
         <w:keepNext/>
       </w:pPr>
       <w:r>
-        <w:t>GET /api/v1/health -&gt; 200</w:t>
+        <w:t>Content-Type: application/json; charset=utf-8</w:t>
       </w:r>
     </w:p>
     <w:p>
@@ -22939,34 +23850,17 @@
         <w:keepNext/>
       </w:pPr>
       <w:r>
-        <w:t>GET /api/v1/health -&gt; 200</w:t>
+        <w:t>Body: {"status":"ok"}</w:t>
       </w:r>
     </w:p>
     <w:p>
       <w:pPr>
         <w:pStyle w:val="RequiredOutput"/>
-      </w:pPr>
-      <w:r>
-        <w:t>GET /api/v1/nothing -&gt; 404</w:t>
-      </w:r>
-    </w:p>
-    <w:p>
-      <w:pPr>
-        <w:keepNext/>
-      </w:pPr>
-    </w:p>
-    <w:p>
-      <w:pPr>
-        <w:keepNext/>
-      </w:pPr>
-      <w:r>
-        <w:t>Terminal 2, every Assembly, Rust, and Erlang client, Basic and Production-Minded, ending with exit code 0:</w:t>
-      </w:r>
-    </w:p>
-    <w:p>
-      <w:pPr>
-        <w:keepNext/>
-      </w:pPr>
+        <w:keepNext/>
+      </w:pPr>
+      <w:r>
+        <w:t>Status: 404</w:t>
+      </w:r>
     </w:p>
     <w:p>
       <w:pPr>
@@ -22974,6 +23868,24 @@
         <w:keepNext/>
       </w:pPr>
       <w:r>
+        <w:t>Content-Type: application/json; charset=utf-8</w:t>
+      </w:r>
+    </w:p>
+    <w:p>
+      <w:pPr>
+        <w:pStyle w:val="RequiredOutput"/>
+        <w:keepNext/>
+      </w:pPr>
+      <w:r>
+        <w:t>Body: {"code":"not_found","message":"no such path"}</w:t>
+      </w:r>
+    </w:p>
+    <w:p>
+      <w:pPr>
+        <w:pStyle w:val="RequiredOutput"/>
+        <w:keepNext/>
+      </w:pPr>
+      <w:r>
         <w:t>Status: 200</w:t>
       </w:r>
     </w:p>
@@ -22983,7 +23895,7 @@
         <w:keepNext/>
       </w:pPr>
       <w:r>
-        <w:t>Content-Type: application/json; charset=utf-8</w:t>
+        <w:t>Content-Type: text/plain; charset=utf-8</w:t>
       </w:r>
     </w:p>
     <w:p>
@@ -22991,86 +23903,7 @@
         <w:pStyle w:val="RequiredOutput"/>
       </w:pPr>
       <w:r>
-        <w:t>Body: {"status":"ok"}</w:t>
-      </w:r>
-    </w:p>
-    <w:p>
-      <w:pPr>
-        <w:keepNext/>
-      </w:pPr>
-    </w:p>
-    <w:p>
-      <w:pPr>
-        <w:keepNext/>
-      </w:pPr>
-      <w:r>
-        <w:t>Terminal 2, the curl Check, in Assembly, Rust, and Erlang: each body, then its status and content type, which -w prints after it:</w:t>
-      </w:r>
-    </w:p>
-    <w:p>
-      <w:pPr>
-        <w:keepNext/>
-      </w:pPr>
-    </w:p>
-    <w:p>
-      <w:pPr>
-        <w:pStyle w:val="RequiredOutput"/>
-        <w:keepNext/>
-      </w:pPr>
-      <w:r>
-        <w:t>{"status":"ok"}</w:t>
-      </w:r>
-    </w:p>
-    <w:p>
-      <w:pPr>
-        <w:pStyle w:val="RequiredOutput"/>
-        <w:keepNext/>
-      </w:pPr>
-      <w:r>
-        <w:t>200 application/json; charset=utf-8</w:t>
-      </w:r>
-    </w:p>
-    <w:p>
-      <w:pPr>
-        <w:pStyle w:val="RequiredOutput"/>
-        <w:keepNext/>
-      </w:pPr>
-      <w:r>
-        <w:t>{"code":"not_found","message":"no such path"}</w:t>
-      </w:r>
-    </w:p>
-    <w:p>
-      <w:pPr>
-        <w:pStyle w:val="RequiredOutput"/>
-      </w:pPr>
-      <w:r>
-        <w:t>404 application/json; charset=utf-8</w:t>
-      </w:r>
-    </w:p>
-    <w:p>
-      <w:pPr>
-        <w:keepNext/>
-      </w:pPr>
-    </w:p>
-    <w:p>
-      <w:pPr>
-        <w:keepNext/>
-      </w:pPr>
-      <w:r>
-        <w:t>Terminal 2, Solidity's client, cast call, asking the deployed contract's health function:</w:t>
-      </w:r>
-    </w:p>
-    <w:p>
-      <w:pPr>
-        <w:keepNext/>
-      </w:pPr>
-    </w:p>
-    <w:p>
-      <w:pPr>
-        <w:pStyle w:val="RequiredOutput"/>
-      </w:pPr>
-      <w:r>
-        <w:t>"{\"status\":\"ok\"}"</w:t>
+        <w:t>Body: pong</w:t>
       </w:r>
     </w:p>
     <w:p>
@@ -23093,7 +23926,7 @@
         <w:pStyle w:val="Heading1"/>
       </w:pPr>
       <w:r>
-        <w:t>Common Mistakes</w:t>
+        <w:t>Completion Checklist</w:t>
       </w:r>
     </w:p>
     <w:p>
@@ -23101,7 +23934,7 @@
         <w:pStyle w:val="ListBullet"/>
       </w:pPr>
       <w:r>
-        <w:t>Creating a new client for every request: a new libcurl handle, Agent, or profile each time. Create it once, at the start, and pass it to every request.</w:t>
+        <w:t>I copied lesson-6.0's certs folder, and the Copy Check printed OK.</w:t>
       </w:r>
     </w:p>
     <w:p>
@@ -23109,7 +23942,7 @@
         <w:pStyle w:val="ListBullet"/>
       </w:pPr>
       <w:r>
-        <w:t>Sending a request with no timeout. A server that never answers then holds the client forever; in cast, the default is 45 seconds.</w:t>
+        <w:t>In Assembly, Rust, and Erlang, I created the client once with a 10-second timeout, sent one request, and printed its status, Content-Type, and body.</w:t>
       </w:r>
     </w:p>
     <w:p>
@@ -23117,7 +23950,7 @@
         <w:pStyle w:val="ListBullet"/>
       </w:pPr>
       <w:r>
-        <w:t>Treating a 4xx or 5xx as a failure. The server answered; read its status and body. Only no answer is a failure.</w:t>
+        <w:t>I can say how each language creates its client once: a libcurl handle, an Agent, a profile, and why cast has none.</w:t>
       </w:r>
     </w:p>
     <w:p>
@@ -23125,7 +23958,7 @@
         <w:pStyle w:val="ListBullet"/>
       </w:pPr>
       <w:r>
-        <w:t>In Assembly, using one record for two answers. send_request fills the record it is given from the start, so the first answer is gone; give each answer its own record.</w:t>
+        <w:t>I checked the same metadata with Windows' curl.exe and -w.</w:t>
       </w:r>
     </w:p>
     <w:p>
@@ -23133,7 +23966,7 @@
         <w:pStyle w:val="ListBullet"/>
       </w:pPr>
       <w:r>
-        <w:t>In Rust, leaving out max_redirects(0), or in Erlang, {autoredirect, false}. Both libraries then follow a redirect by themselves, and send_request never sees the 3xx.</w:t>
+        <w:t>I saw send_request report no answer as status code 0 with two Error lines.</w:t>
       </w:r>
     </w:p>
     <w:p>
@@ -23141,7 +23974,7 @@
         <w:pStyle w:val="ListBullet"/>
       </w:pPr>
       <w:r>
-        <w:t>In Erlang, sending a method as the text "GET". httpc wants the atom get.</w:t>
+        <w:t>In Solidity, I called health with cast call --rpc-timeout 10 and read anvil's status and content type with curl.exe.</w:t>
       </w:r>
     </w:p>
     <w:p>
@@ -23149,7 +23982,7 @@
         <w:pStyle w:val="ListBullet"/>
       </w:pPr>
       <w:r>
-        <w:t>Typing curl instead of curl.exe in Windows PowerShell 5.1, or plain curl.exe in a terminal where MSYS2's curl comes first on PATH (Lesson 6.0a).</w:t>
+        <w:t>I matched the Required Exercise, Challenge, and Combined Output.</w:t>
       </w:r>
     </w:p>
     <w:p>
@@ -23172,548 +24005,15 @@
         <w:pStyle w:val="Heading1"/>
       </w:pPr>
       <w:r>
-        <w:t>Project Connection</w:t>
-      </w:r>
-    </w:p>
-    <w:p>
-      <w:r>
-        <w:t>send_request, ApiResponse, and response_header are the Chapter 6 EXTENDED client: from Lesson 6.5a on, every Assembly, Rust, and Erlang client calls send_request with its method, path, and body, and Lesson 6.16a passes the API key. The Contact Manager REST API's EXTENDED checks call it for every route, and the GitHub API Explorer's EXTENDED companion adds send_public_request beside it. send_json, unchanged since Lesson 6.0a, answers every route of the main project. In Solidity, every later lesson's client is a cast command with --rpc-timeout 10.</w:t>
-      </w:r>
-    </w:p>
-    <w:p>
-      <w:pPr>
-        <w:keepNext/>
-      </w:pPr>
-    </w:p>
-    <w:p>
-      <w:pPr>
-        <w:keepNext/>
-      </w:pPr>
-    </w:p>
-    <w:p>
-      <w:pPr>
-        <w:keepNext/>
-      </w:pPr>
-    </w:p>
-    <w:p>
-      <w:pPr>
-        <w:pStyle w:val="Heading1"/>
-      </w:pPr>
-      <w:r>
-        <w:t>Workbook Exercise</w:t>
-      </w:r>
-    </w:p>
-    <w:p>
-      <w:r>
-        <w:t>Reuse the client. In the Production-Minded client, after the health request has been printed, send a second request with the same client: GET /api/v1/nothing, with no key and no body.</w:t>
-      </w:r>
-    </w:p>
-    <w:p>
-      <w:pPr>
-        <w:keepNext/>
-      </w:pPr>
-    </w:p>
-    <w:p>
-      <w:pPr>
-        <w:pStyle w:val="ListBullet"/>
-      </w:pPr>
-      <w:r>
-        <w:t>Assembly: add nothing_path beside health_path and a record missing_response beside response, then a second send_request into missing_response, checked for status code 0 as main checks the first and printed with print_response.</w:t>
-      </w:r>
-    </w:p>
-    <w:p>
-      <w:pPr>
-        <w:pStyle w:val="ListBullet"/>
-      </w:pPr>
-      <w:r>
-        <w:t>Rust: store the answer in missing_response, check its failure as main checks the first, and print it with print_response.</w:t>
-      </w:r>
-    </w:p>
-    <w:p>
-      <w:pPr>
-        <w:pStyle w:val="ListBullet"/>
-      </w:pPr>
-      <w:r>
-        <w:t>Erlang: in main's second branch, after print_response(Response), store the answer in MissingResponse, then a case on its status code like main's: 0 stops with init:stop(1), anything else prints it.</w:t>
-      </w:r>
-    </w:p>
-    <w:p>
-      <w:pPr>
-        <w:pStyle w:val="ListBullet"/>
-      </w:pPr>
-      <w:r>
-        <w:t>Solidity: add a second command to the Client Run, cast call with "nothing()" and the same settings.</w:t>
-      </w:r>
-    </w:p>
-    <w:p>
-      <w:pPr>
-        <w:keepNext/>
-      </w:pPr>
-    </w:p>
-    <w:p>
-      <w:r>
-        <w:t>Before you run it, predict its three lines, the exit code, and the line Terminal 1 adds. Rebuild the client, start the Production-Minded server in Terminal 1, and run the client in Terminal 2. The output must match the Required Exercise Output below, and the exit code must be 0: a 404 is an answer, so send_request returns it like any other. Terminal 1 must show GET /api/v1/nothing -&gt; 404 after the health line. Solidity prints the health line, then Error: execution reverted: {"code":"not_found","message":"no such path"} and a few lines of context on the error stream, with exit code 1: the node answered, and cast reports the revert as an error.</w:t>
-      </w:r>
-    </w:p>
-    <w:p>
-      <w:pPr>
-        <w:keepNext/>
-      </w:pPr>
-    </w:p>
-    <w:p>
-      <w:pPr>
-        <w:keepNext/>
-      </w:pPr>
-    </w:p>
-    <w:p>
-      <w:pPr>
-        <w:pStyle w:val="Heading2"/>
-      </w:pPr>
-      <w:r>
-        <w:t>Required Exercise Output</w:t>
-      </w:r>
-    </w:p>
-    <w:p>
-      <w:pPr>
-        <w:keepNext/>
-      </w:pPr>
-      <w:r>
-        <w:t>With the second request, to the path the server does not have, the client prints six lines and ends with exit code 0, because a 404 is an answer. Terminal 1 shows GET /api/v1/nothing -&gt; 404 after the health line. Solidity's result is described above.</w:t>
-      </w:r>
-    </w:p>
-    <w:p>
-      <w:pPr>
-        <w:keepNext/>
-      </w:pPr>
-    </w:p>
-    <w:p>
-      <w:pPr>
-        <w:pStyle w:val="RequiredOutput"/>
-        <w:keepNext/>
-      </w:pPr>
-      <w:r>
-        <w:t>Status: 200</w:t>
-      </w:r>
-    </w:p>
-    <w:p>
-      <w:pPr>
-        <w:pStyle w:val="RequiredOutput"/>
-        <w:keepNext/>
-      </w:pPr>
-      <w:r>
-        <w:t>Content-Type: application/json; charset=utf-8</w:t>
-      </w:r>
-    </w:p>
-    <w:p>
-      <w:pPr>
-        <w:pStyle w:val="RequiredOutput"/>
-        <w:keepNext/>
-      </w:pPr>
-      <w:r>
-        <w:t>Body: {"status":"ok"}</w:t>
-      </w:r>
-    </w:p>
-    <w:p>
-      <w:pPr>
-        <w:pStyle w:val="RequiredOutput"/>
-        <w:keepNext/>
-      </w:pPr>
-      <w:r>
-        <w:t>Status: 404</w:t>
-      </w:r>
-    </w:p>
-    <w:p>
-      <w:pPr>
-        <w:pStyle w:val="RequiredOutput"/>
-        <w:keepNext/>
-      </w:pPr>
-      <w:r>
-        <w:t>Content-Type: application/json; charset=utf-8</w:t>
-      </w:r>
-    </w:p>
-    <w:p>
-      <w:pPr>
-        <w:pStyle w:val="RequiredOutput"/>
-      </w:pPr>
-      <w:r>
-        <w:t>Body: {"code":"not_found","message":"no such path"}</w:t>
-      </w:r>
-    </w:p>
-    <w:p>
-      <w:pPr>
-        <w:keepNext/>
-      </w:pPr>
-    </w:p>
-    <w:p>
-      <w:pPr>
-        <w:keepNext/>
-      </w:pPr>
-    </w:p>
-    <w:p>
-      <w:pPr>
-        <w:keepNext/>
-      </w:pPr>
-    </w:p>
-    <w:p>
-      <w:pPr>
-        <w:pStyle w:val="Heading1"/>
-      </w:pPr>
-      <w:r>
-        <w:t>Challenge</w:t>
-      </w:r>
-    </w:p>
-    <w:p>
-      <w:r>
-        <w:t>A response's content type need not be JSON. Add a plain-text route:</w:t>
-      </w:r>
-    </w:p>
-    <w:p>
-      <w:pPr>
-        <w:keepNext/>
-      </w:pPr>
-    </w:p>
-    <w:p>
-      <w:pPr>
-        <w:pStyle w:val="ListBullet"/>
-      </w:pPr>
-      <w:r>
-        <w:t>In the Production-Minded server, write send_text beside send_json, with the same values, except the text instead of the JSON: a copy of send_json that sets Content-Type to text/plain; charset=utf-8. Leave send_json unchanged. In Assembly, add text_type beside json_type.</w:t>
-      </w:r>
-    </w:p>
-    <w:p>
-      <w:pPr>
-        <w:pStyle w:val="ListBullet"/>
-      </w:pPr>
-      <w:r>
-        <w:t>Write handle_ping, which answers 200 with the body pong through send_text, and add GET /api/v1/ping to the route table, beside the health route.</w:t>
-      </w:r>
-    </w:p>
-    <w:p>
-      <w:pPr>
-        <w:pStyle w:val="ListBullet"/>
-      </w:pPr>
-      <w:r>
-        <w:t>In the Production-Minded client, add one more request at the end of main, after any other: GET /api/v1/ping, stored in ping_response (PingResponse in Erlang; Assembly's record ping_response), checked, and printed.</w:t>
-      </w:r>
-    </w:p>
-    <w:p>
-      <w:pPr>
-        <w:pStyle w:val="ListBullet"/>
-      </w:pPr>
-      <w:r>
-        <w:t>Solidity: add a ping function to HealthApi that returns "pong", deploy it again (restart anvil first, so it lands at the same address), and add cast call with "ping()(string)" at the end of the Client Run. ABI-encoded answers have no content type: the "(string)" in the signature tells cast how to read the answer. The two lines must be the health line and "pong".</w:t>
-      </w:r>
-    </w:p>
-    <w:p>
-      <w:pPr>
-        <w:keepNext/>
-      </w:pPr>
-    </w:p>
-    <w:p>
-      <w:r>
-        <w:t>Run both. The output must match the Required Challenge Output below: the client prints the new content type through the same response_header call. Terminal 1 must show GET /api/v1/ping -&gt; 200 after the health line. With the Exercise's change as well, the output must match the Required Combined Output after it.</w:t>
-      </w:r>
-    </w:p>
-    <w:p>
-      <w:pPr>
-        <w:keepNext/>
-      </w:pPr>
-    </w:p>
-    <w:p>
-      <w:pPr>
-        <w:keepNext/>
-      </w:pPr>
-    </w:p>
-    <w:p>
-      <w:pPr>
-        <w:pStyle w:val="Heading2"/>
-      </w:pPr>
-      <w:r>
-        <w:t>Required Challenge Output</w:t>
-      </w:r>
-    </w:p>
-    <w:p>
-      <w:pPr>
-        <w:keepNext/>
-      </w:pPr>
-      <w:r>
-        <w:t>With the ping route and the client's request for it, the client prints six lines and ends with exit code 0, and Terminal 1 shows GET /api/v1/ping -&gt; 200 after the health line:</w:t>
-      </w:r>
-    </w:p>
-    <w:p>
-      <w:pPr>
-        <w:keepNext/>
-      </w:pPr>
-    </w:p>
-    <w:p>
-      <w:pPr>
-        <w:pStyle w:val="RequiredOutput"/>
-        <w:keepNext/>
-      </w:pPr>
-      <w:r>
-        <w:t>Status: 200</w:t>
-      </w:r>
-    </w:p>
-    <w:p>
-      <w:pPr>
-        <w:pStyle w:val="RequiredOutput"/>
-        <w:keepNext/>
-      </w:pPr>
-      <w:r>
-        <w:t>Content-Type: application/json; charset=utf-8</w:t>
-      </w:r>
-    </w:p>
-    <w:p>
-      <w:pPr>
-        <w:pStyle w:val="RequiredOutput"/>
-        <w:keepNext/>
-      </w:pPr>
-      <w:r>
-        <w:t>Body: {"status":"ok"}</w:t>
-      </w:r>
-    </w:p>
-    <w:p>
-      <w:pPr>
-        <w:pStyle w:val="RequiredOutput"/>
-        <w:keepNext/>
-      </w:pPr>
-      <w:r>
-        <w:t>Status: 200</w:t>
-      </w:r>
-    </w:p>
-    <w:p>
-      <w:pPr>
-        <w:pStyle w:val="RequiredOutput"/>
-        <w:keepNext/>
-      </w:pPr>
-      <w:r>
-        <w:t>Content-Type: text/plain; charset=utf-8</w:t>
-      </w:r>
-    </w:p>
-    <w:p>
-      <w:pPr>
-        <w:pStyle w:val="RequiredOutput"/>
-      </w:pPr>
-      <w:r>
-        <w:t>Body: pong</w:t>
-      </w:r>
-    </w:p>
-    <w:p>
-      <w:pPr>
-        <w:keepNext/>
-      </w:pPr>
-    </w:p>
-    <w:p>
-      <w:pPr>
-        <w:keepNext/>
-      </w:pPr>
-    </w:p>
-    <w:p>
-      <w:pPr>
-        <w:pStyle w:val="Heading2"/>
-      </w:pPr>
-      <w:r>
-        <w:t>Required Combined Output</w:t>
-      </w:r>
-    </w:p>
-    <w:p>
-      <w:pPr>
-        <w:keepNext/>
-      </w:pPr>
-      <w:r>
-        <w:t>With both changes, the client asks for /health, then /nothing, then /ping, prints nine lines, and ends with exit code 0:</w:t>
-      </w:r>
-    </w:p>
-    <w:p>
-      <w:pPr>
-        <w:keepNext/>
-      </w:pPr>
-    </w:p>
-    <w:p>
-      <w:pPr>
-        <w:pStyle w:val="RequiredOutput"/>
-        <w:keepNext/>
-      </w:pPr>
-      <w:r>
-        <w:t>Status: 200</w:t>
-      </w:r>
-    </w:p>
-    <w:p>
-      <w:pPr>
-        <w:pStyle w:val="RequiredOutput"/>
-        <w:keepNext/>
-      </w:pPr>
-      <w:r>
-        <w:t>Content-Type: application/json; charset=utf-8</w:t>
-      </w:r>
-    </w:p>
-    <w:p>
-      <w:pPr>
-        <w:pStyle w:val="RequiredOutput"/>
-        <w:keepNext/>
-      </w:pPr>
-      <w:r>
-        <w:t>Body: {"status":"ok"}</w:t>
-      </w:r>
-    </w:p>
-    <w:p>
-      <w:pPr>
-        <w:pStyle w:val="RequiredOutput"/>
-        <w:keepNext/>
-      </w:pPr>
-      <w:r>
-        <w:t>Status: 404</w:t>
-      </w:r>
-    </w:p>
-    <w:p>
-      <w:pPr>
-        <w:pStyle w:val="RequiredOutput"/>
-        <w:keepNext/>
-      </w:pPr>
-      <w:r>
-        <w:t>Content-Type: application/json; charset=utf-8</w:t>
-      </w:r>
-    </w:p>
-    <w:p>
-      <w:pPr>
-        <w:pStyle w:val="RequiredOutput"/>
-        <w:keepNext/>
-      </w:pPr>
-      <w:r>
-        <w:t>Body: {"code":"not_found","message":"no such path"}</w:t>
-      </w:r>
-    </w:p>
-    <w:p>
-      <w:pPr>
-        <w:pStyle w:val="RequiredOutput"/>
-        <w:keepNext/>
-      </w:pPr>
-      <w:r>
-        <w:t>Status: 200</w:t>
-      </w:r>
-    </w:p>
-    <w:p>
-      <w:pPr>
-        <w:pStyle w:val="RequiredOutput"/>
-        <w:keepNext/>
-      </w:pPr>
-      <w:r>
-        <w:t>Content-Type: text/plain; charset=utf-8</w:t>
-      </w:r>
-    </w:p>
-    <w:p>
-      <w:pPr>
-        <w:pStyle w:val="RequiredOutput"/>
-      </w:pPr>
-      <w:r>
-        <w:t>Body: pong</w:t>
-      </w:r>
-    </w:p>
-    <w:p>
-      <w:pPr>
-        <w:keepNext/>
-      </w:pPr>
-    </w:p>
-    <w:p>
-      <w:pPr>
-        <w:keepNext/>
-      </w:pPr>
-    </w:p>
-    <w:p>
-      <w:pPr>
-        <w:keepNext/>
-      </w:pPr>
-    </w:p>
-    <w:p>
-      <w:pPr>
-        <w:pStyle w:val="Heading1"/>
-      </w:pPr>
-      <w:r>
-        <w:t>Completion Checklist</w:t>
-      </w:r>
-    </w:p>
-    <w:p>
-      <w:pPr>
-        <w:pStyle w:val="ListBullet"/>
-      </w:pPr>
-      <w:r>
-        <w:t>I copied lesson-6.0's certs folder, and the Copy Check printed OK.</w:t>
-      </w:r>
-    </w:p>
-    <w:p>
-      <w:pPr>
-        <w:pStyle w:val="ListBullet"/>
-      </w:pPr>
-      <w:r>
-        <w:t>In Assembly, Rust, and Erlang, I created the client once with a 10-second timeout, sent one request, and printed its status, Content-Type, and body.</w:t>
-      </w:r>
-    </w:p>
-    <w:p>
-      <w:pPr>
-        <w:pStyle w:val="ListBullet"/>
-      </w:pPr>
-      <w:r>
-        <w:t>I can say how each language creates its client once: a libcurl handle, an Agent, a profile, and why cast has none.</w:t>
-      </w:r>
-    </w:p>
-    <w:p>
-      <w:pPr>
-        <w:pStyle w:val="ListBullet"/>
-      </w:pPr>
-      <w:r>
-        <w:t>I checked the same metadata with Windows' curl.exe and -w.</w:t>
-      </w:r>
-    </w:p>
-    <w:p>
-      <w:pPr>
-        <w:pStyle w:val="ListBullet"/>
-      </w:pPr>
-      <w:r>
-        <w:t>I saw send_request report no answer as status code 0 with two Error lines.</w:t>
-      </w:r>
-    </w:p>
-    <w:p>
-      <w:pPr>
-        <w:pStyle w:val="ListBullet"/>
-      </w:pPr>
-      <w:r>
-        <w:t>In Solidity, I called health with cast call --rpc-timeout 10 and read anvil's status and content type with curl.exe.</w:t>
-      </w:r>
-    </w:p>
-    <w:p>
-      <w:pPr>
-        <w:pStyle w:val="ListBullet"/>
-      </w:pPr>
-      <w:r>
-        <w:t>I matched the Required Exercise, Challenge, and Combined Output.</w:t>
-      </w:r>
-    </w:p>
-    <w:p>
-      <w:pPr>
-        <w:keepNext/>
-      </w:pPr>
-    </w:p>
-    <w:p>
-      <w:pPr>
-        <w:keepNext/>
-      </w:pPr>
-    </w:p>
-    <w:p>
-      <w:pPr>
-        <w:keepNext/>
-      </w:pPr>
-    </w:p>
-    <w:p>
-      <w:pPr>
-        <w:pStyle w:val="Heading1"/>
-      </w:pPr>
-      <w:r>
         <w:t>Lesson Wrap-Up</w:t>
       </w:r>
     </w:p>
     <w:p>
       <w:r>
-        <w:t>In Assembly, Rust, and Erlang, the client is created once, as a libcurl handle, a ureq Agent, or an httpc profile; the handle and the Agent hold the CA and the timeout, and Erlang passes them with each request. send_request and response_header read the status, the headers, and the body exactly as Lesson 6.4's languages do; every one of them blocks until the answer arrives. Lesson 6.0a's servers write the same three parts, and the libraries add Content-Length. Solidity's client, cast, keeps the timeout and reads JSON-RPC's 200 answers, but has no client to create once. Lesson 6.5a uses send_request to fetch contacts.</w:t>
+        <w:t>In Assembly, Rust, and Erlang, the client is created once, as a libcurl handle, a ureq Agent, or an httpc profile; the handle and the Agent hold the CA and the timeout, and Erlang passes them with each request. send_request and response_header read the status, the headers, and the body exactly as Lesson 6.4's languages do; every one of them blocks until the answer arrives. Lesson 6.0a's servers write the same three parts, and the libraries add Content-Length. Solidity's client, cast, keeps the timeout and r</w:t>
+      </w:r>
+      <w:r>
+        <w:t>eads JSON-RPC's 200 answers, but has no client to create once. Lesson 6.5a uses send_request to fetch contacts.</w:t>
       </w:r>
     </w:p>
     <w:sectPr>
@@ -23899,31 +24199,31 @@
       </w:rPr>
     </w:lvl>
   </w:abstractNum>
-  <w:num w:numId="1" w16cid:durableId="487668273">
+  <w:num w:numId="1" w16cid:durableId="1245651737">
     <w:abstractNumId w:val="8"/>
   </w:num>
-  <w:num w:numId="2" w16cid:durableId="151534423">
+  <w:num w:numId="2" w16cid:durableId="528031227">
     <w:abstractNumId w:val="6"/>
   </w:num>
-  <w:num w:numId="3" w16cid:durableId="1656953202">
+  <w:num w:numId="3" w16cid:durableId="518587798">
     <w:abstractNumId w:val="5"/>
   </w:num>
-  <w:num w:numId="4" w16cid:durableId="1764451713">
+  <w:num w:numId="4" w16cid:durableId="1408652580">
     <w:abstractNumId w:val="4"/>
   </w:num>
-  <w:num w:numId="5" w16cid:durableId="742798888">
+  <w:num w:numId="5" w16cid:durableId="1993829351">
     <w:abstractNumId w:val="7"/>
   </w:num>
-  <w:num w:numId="6" w16cid:durableId="1994137080">
+  <w:num w:numId="6" w16cid:durableId="1532721311">
     <w:abstractNumId w:val="3"/>
   </w:num>
-  <w:num w:numId="7" w16cid:durableId="957222368">
+  <w:num w:numId="7" w16cid:durableId="11348098">
     <w:abstractNumId w:val="2"/>
   </w:num>
-  <w:num w:numId="8" w16cid:durableId="2104909035">
+  <w:num w:numId="8" w16cid:durableId="562956377">
     <w:abstractNumId w:val="1"/>
   </w:num>
-  <w:num w:numId="9" w16cid:durableId="83503873">
+  <w:num w:numId="9" w16cid:durableId="133916380">
     <w:abstractNumId w:val="0"/>
   </w:num>
 </w:numbering>

--- a/Volume 1/Chapter 06 - RESTful APIs/SPA_Vol1_Ch6_Lesson6_4a_HTTP_Clients_EXTENDED.docx
+++ b/Volume 1/Chapter 06 - RESTful APIs/SPA_Vol1_Ch6_Lesson6_4a_HTTP_Clients_EXTENDED.docx
@@ -677,6 +677,7 @@
         <w:pStyle w:val="CommandBlock"/>
       </w:pPr>
       <w:r>
+        <w:lastRenderedPageBreak/>
         <w:t xml:space="preserve">  assembly/windows/server.asm</w:t>
       </w:r>
     </w:p>
@@ -1424,7 +1425,7 @@
         <w:keepNext/>
       </w:pPr>
       <w:r>
-        <w:t>[profile.default]</w:t>
+        <w:t>[profile.default]  # Remember, the settings forge uses by default.</w:t>
       </w:r>
     </w:p>
     <w:p>
@@ -2433,7 +2434,7 @@
         <w:pStyle w:val="SourceCode"/>
       </w:pPr>
       <w:r>
-        <w:t>; Remember, read_text_file reads a whole small text file.</w:t>
+        <w:t>; Remember, read_text_file adds a 0 byte; feof is not 0 when the file fit.</w:t>
       </w:r>
     </w:p>
     <w:p>
@@ -2457,7 +2458,7 @@
         <w:pStyle w:val="SourceCode"/>
       </w:pPr>
       <w:r>
-        <w:t>; rbx keeps the space, r12 its size, then the count read, r13 the file.</w:t>
+        <w:t>; rbx keeps the space, then feof's answer, r12 its size, r13 the file.</w:t>
       </w:r>
     </w:p>
     <w:p>
@@ -2758,23 +2759,23 @@
         <w:pStyle w:val="SourceCode"/>
       </w:pPr>
       <w:r>
-        <w:t>; Remember, libmicrohttpd calls answer_request once for every request,</w:t>
-      </w:r>
-    </w:p>
-    <w:p>
-      <w:pPr>
-        <w:pStyle w:val="SourceCode"/>
-      </w:pPr>
-      <w:r>
-        <w:t>; with eight values: rdx = the connection, r8 = the path, r9 = the</w:t>
-      </w:r>
-    </w:p>
-    <w:p>
-      <w:pPr>
-        <w:pStyle w:val="SourceCode"/>
-      </w:pPr>
-      <w:r>
-        <w:t>; method, and five this server does not need.</w:t>
+        <w:t>; Remember, libmicrohttpd calls answer_request for each request; this</w:t>
+      </w:r>
+    </w:p>
+    <w:p>
+      <w:pPr>
+        <w:pStyle w:val="SourceCode"/>
+      </w:pPr>
+      <w:r>
+        <w:t>; server answers on the first call. It uses rdx = the connection, r8 = the</w:t>
+      </w:r>
+    </w:p>
+    <w:p>
+      <w:pPr>
+        <w:pStyle w:val="SourceCode"/>
+      </w:pPr>
+      <w:r>
+        <w:t>; path, and r9 = the method; the other five of its eight values are unused.</w:t>
       </w:r>
     </w:p>
     <w:p>
@@ -4229,6 +4230,14 @@
         <w:pStyle w:val="SourceCode"/>
       </w:pPr>
       <w:r>
+        <w:t xml:space="preserve">    none_text       db "(none)", 0</w:t>
+      </w:r>
+    </w:p>
+    <w:p>
+      <w:pPr>
+        <w:pStyle w:val="SourceCode"/>
+      </w:pPr>
+      <w:r>
         <w:t xml:space="preserve">    body_line       db "Body: %s", 10, 0</w:t>
       </w:r>
     </w:p>
@@ -5086,6 +5095,62 @@
         <w:pStyle w:val="SourceCode"/>
       </w:pPr>
       <w:r>
+        <w:t xml:space="preserve">    ; Remember, libcurl gives 0 for an answer with no Content-Type, and</w:t>
+      </w:r>
+    </w:p>
+    <w:p>
+      <w:pPr>
+        <w:pStyle w:val="SourceCode"/>
+      </w:pPr>
+      <w:r>
+        <w:t xml:space="preserve">    ; printf must never get 0 for %s, so it prints (none).</w:t>
+      </w:r>
+    </w:p>
+    <w:p>
+      <w:pPr>
+        <w:pStyle w:val="SourceCode"/>
+      </w:pPr>
+      <w:r>
+        <w:t xml:space="preserve">    mov rdx, [content_type]</w:t>
+      </w:r>
+    </w:p>
+    <w:p>
+      <w:pPr>
+        <w:pStyle w:val="SourceCode"/>
+      </w:pPr>
+      <w:r>
+        <w:t xml:space="preserve">    cmp rdx, 0</w:t>
+      </w:r>
+    </w:p>
+    <w:p>
+      <w:pPr>
+        <w:pStyle w:val="SourceCode"/>
+      </w:pPr>
+      <w:r>
+        <w:t xml:space="preserve">    jne .print_type</w:t>
+      </w:r>
+    </w:p>
+    <w:p>
+      <w:pPr>
+        <w:pStyle w:val="SourceCode"/>
+      </w:pPr>
+      <w:r>
+        <w:t xml:space="preserve">    lea rdx, [none_text]</w:t>
+      </w:r>
+    </w:p>
+    <w:p>
+      <w:pPr>
+        <w:pStyle w:val="SourceCode"/>
+      </w:pPr>
+      <w:r>
+        <w:t>.print_type:</w:t>
+      </w:r>
+    </w:p>
+    <w:p>
+      <w:pPr>
+        <w:pStyle w:val="SourceCode"/>
+      </w:pPr>
+      <w:r>
         <w:t xml:space="preserve">    lea rcx, [content_type_line]</w:t>
       </w:r>
     </w:p>
@@ -5094,14 +5159,6 @@
         <w:pStyle w:val="SourceCode"/>
       </w:pPr>
       <w:r>
-        <w:t xml:space="preserve">    mov rdx, [content_type]</w:t>
-      </w:r>
-    </w:p>
-    <w:p>
-      <w:pPr>
-        <w:pStyle w:val="SourceCode"/>
-      </w:pPr>
-      <w:r>
         <w:t xml:space="preserve">    call printf</w:t>
       </w:r>
     </w:p>
@@ -5174,7 +5231,7 @@
         <w:pStyle w:val="SourceCode"/>
       </w:pPr>
       <w:r>
-        <w:t xml:space="preserve">    ; Remember, curl_easy_strerror gives libcurl's words for the result.</w:t>
+        <w:t xml:space="preserve">    ; Remember, curl_easy_strerror names the result; __acrt_iob_func(2) is stderr.</w:t>
       </w:r>
     </w:p>
     <w:p>
@@ -7151,23 +7208,23 @@
         <w:pStyle w:val="SourceCode"/>
       </w:pPr>
       <w:r>
-        <w:t>; returns as the request's state. _strdup returns a copy of a text in new</w:t>
-      </w:r>
-    </w:p>
-    <w:p>
-      <w:pPr>
-        <w:pStyle w:val="SourceCode"/>
-      </w:pPr>
-      <w:r>
-        <w:t>; memory that malloc sets aside (Volume 1, Chapter 10 teaches malloc and</w:t>
-      </w:r>
-    </w:p>
-    <w:p>
-      <w:pPr>
-        <w:pStyle w:val="SourceCode"/>
-      </w:pPr>
-      <w:r>
-        <w:t>; free), because the library changes its own text afterwards.</w:t>
+        <w:t>; returns as the request's state. _strdup copies a text into new memory</w:t>
+      </w:r>
+    </w:p>
+    <w:p>
+      <w:pPr>
+        <w:pStyle w:val="SourceCode"/>
+      </w:pPr>
+      <w:r>
+        <w:t>; that malloc sets aside, because the library changes its own text later</w:t>
+      </w:r>
+    </w:p>
+    <w:p>
+      <w:pPr>
+        <w:pStyle w:val="SourceCode"/>
+      </w:pPr>
+      <w:r>
+        <w:t>; (Volume 1, Chapter 9, Lessons 9.3a: malloc and new; 9.4a: free and delete).</w:t>
       </w:r>
     </w:p>
     <w:p>
@@ -7377,39 +7434,39 @@
         <w:pStyle w:val="SourceCode"/>
       </w:pPr>
       <w:r>
-        <w:t>; Remember, libmicrohttpd calls answer_request once for every request,</w:t>
-      </w:r>
-    </w:p>
-    <w:p>
-      <w:pPr>
-        <w:pStyle w:val="SourceCode"/>
-      </w:pPr>
-      <w:r>
-        <w:t>; with eight values: rdx = the connection, r8 = the path alone, r9 = the</w:t>
-      </w:r>
-    </w:p>
-    <w:p>
-      <w:pPr>
-        <w:pStyle w:val="SourceCode"/>
-      </w:pPr>
-      <w:r>
-        <w:t>; method, and four on the stack. The eighth is the address where the</w:t>
-      </w:r>
-    </w:p>
-    <w:p>
-      <w:pPr>
-        <w:pStyle w:val="SourceCode"/>
-      </w:pPr>
-      <w:r>
-        <w:t>; request's state, save_target's copy, is kept; it is read at [rsp + 64]</w:t>
-      </w:r>
-    </w:p>
-    <w:p>
-      <w:pPr>
-        <w:pStyle w:val="SourceCode"/>
-      </w:pPr>
-      <w:r>
-        <w:t>; at the first instruction, before any push moves rsp (Lesson 2.8a).</w:t>
+        <w:t>; Remember, libmicrohttpd calls answer_request for each request; this</w:t>
+      </w:r>
+    </w:p>
+    <w:p>
+      <w:pPr>
+        <w:pStyle w:val="SourceCode"/>
+      </w:pPr>
+      <w:r>
+        <w:t>; server answers on the first call. It passes eight values: rdx = the</w:t>
+      </w:r>
+    </w:p>
+    <w:p>
+      <w:pPr>
+        <w:pStyle w:val="SourceCode"/>
+      </w:pPr>
+      <w:r>
+        <w:t>; connection, r8 = the path alone, r9 = the method, and four on the</w:t>
+      </w:r>
+    </w:p>
+    <w:p>
+      <w:pPr>
+        <w:pStyle w:val="SourceCode"/>
+      </w:pPr>
+      <w:r>
+        <w:t>; stack. The eighth, the address of the request's state, save_target's</w:t>
+      </w:r>
+    </w:p>
+    <w:p>
+      <w:pPr>
+        <w:pStyle w:val="SourceCode"/>
+      </w:pPr>
+      <w:r>
+        <w:t>; copy, is read at [rsp + 64] first, before any push moves rsp (Lesson 2.8a).</w:t>
       </w:r>
     </w:p>
     <w:p>
@@ -9876,15 +9933,15 @@
         <w:pStyle w:val="SourceCode"/>
       </w:pPr>
       <w:r>
-        <w:t>; with 13, 10 (\r\n), which is not copied. A blank line, or a line that</w:t>
-      </w:r>
-    </w:p>
-    <w:p>
-      <w:pPr>
-        <w:pStyle w:val="SourceCode"/>
-      </w:pPr>
-      <w:r>
-        <w:t>; does not fit, is skipped.</w:t>
+        <w:t>; with 13, 10 (\r\n), which is not copied. A blank line, a line that does</w:t>
+      </w:r>
+    </w:p>
+    <w:p>
+      <w:pPr>
+        <w:pStyle w:val="SourceCode"/>
+      </w:pPr>
+      <w:r>
+        <w:t>; not fit, or any line after HEADER_LIMIT lines are kept is skipped.</w:t>
       </w:r>
     </w:p>
     <w:p>
@@ -10928,15 +10985,15 @@
         <w:pStyle w:val="SourceCode"/>
       </w:pPr>
       <w:r>
-        <w:t>; 4xx or 5xx is an answer like any other; only no answer at all gives</w:t>
-      </w:r>
-    </w:p>
-    <w:p>
-      <w:pPr>
-        <w:pStyle w:val="SourceCode"/>
-      </w:pPr>
-      <w:r>
-        <w:t>; status code 0, with two Error lines.</w:t>
+        <w:t>; 4xx or 5xx is an answer like any other; no answer gives status code 0</w:t>
+      </w:r>
+    </w:p>
+    <w:p>
+      <w:pPr>
+        <w:pStyle w:val="SourceCode"/>
+      </w:pPr>
+      <w:r>
+        <w:t>; with two Error lines, and a body over BODY_SIZE gives status 0 with one.</w:t>
       </w:r>
     </w:p>
     <w:p>
@@ -11016,23 +11073,23 @@
         <w:pStyle w:val="SourceCode"/>
       </w:pPr>
       <w:r>
-        <w:t>; rbx keeps the record, r12 the client, r13 the method, then the result</w:t>
-      </w:r>
-    </w:p>
-    <w:p>
-      <w:pPr>
-        <w:pStyle w:val="SourceCode"/>
-      </w:pPr>
-      <w:r>
-        <w:t>; number, r14 the path, r15 the header list; the key and the body are</w:t>
-      </w:r>
-    </w:p>
-    <w:p>
-      <w:pPr>
-        <w:pStyle w:val="SourceCode"/>
-      </w:pPr>
-      <w:r>
-        <w:t>; kept at [rsp + 48] and [rsp + 56], above snprintf's fifth value.</w:t>
+        <w:t>; rbx keeps the record, r12 the client, r13 the method, then the result,</w:t>
+      </w:r>
+    </w:p>
+    <w:p>
+      <w:pPr>
+        <w:pStyle w:val="SourceCode"/>
+      </w:pPr>
+      <w:r>
+        <w:t>; r14 the path, then the error stream, r15 the header list; the key and</w:t>
+      </w:r>
+    </w:p>
+    <w:p>
+      <w:pPr>
+        <w:pStyle w:val="SourceCode"/>
+      </w:pPr>
+      <w:r>
+        <w:t>; the body are kept at [rsp + 48] and [rsp + 56], above snprintf's fifth.</w:t>
       </w:r>
     </w:p>
     <w:p>
@@ -11477,15 +11534,15 @@
         <w:pStyle w:val="SourceCode"/>
       </w:pPr>
       <w:r>
-        <w:t xml:space="preserve">    ; CURLOPT_HTTPGET clears the last request's body; CURLOPT_POSTFIELDS</w:t>
-      </w:r>
-    </w:p>
-    <w:p>
-      <w:pPr>
-        <w:pStyle w:val="SourceCode"/>
-      </w:pPr>
-      <w:r>
-        <w:t xml:space="preserve">    ; sets this one's. CURLOPT_CUSTOMREQUEST then names the method.</w:t>
+        <w:t xml:space="preserve">    ; HTTPGET clears the last request's body and POSTFIELDS sets this one's;</w:t>
+      </w:r>
+    </w:p>
+    <w:p>
+      <w:pPr>
+        <w:pStyle w:val="SourceCode"/>
+      </w:pPr>
+      <w:r>
+        <w:t xml:space="preserve">    ; CUSTOMREQUEST names the method; save_body and save_header fill the record.</w:t>
       </w:r>
     </w:p>
     <w:p>
@@ -14920,39 +14977,39 @@
         <w:pStyle w:val="SourceCode"/>
       </w:pPr>
       <w:r>
-        <w:t xml:space="preserve">    // Remember, into_response turns the status, the headers, and the</w:t>
-      </w:r>
-    </w:p>
-    <w:p>
-      <w:pPr>
-        <w:pStyle w:val="SourceCode"/>
-      </w:pPr>
-      <w:r>
-        <w:t xml:space="preserve">    // body into one response. axum sends the status line, such as</w:t>
-      </w:r>
-    </w:p>
-    <w:p>
-      <w:pPr>
-        <w:pStyle w:val="SourceCode"/>
-      </w:pPr>
-      <w:r>
-        <w:t xml:space="preserve">    // HTTP/1.1 200 OK (or 404 Not Found), then the headers, a blank line,</w:t>
-      </w:r>
-    </w:p>
-    <w:p>
-      <w:pPr>
-        <w:pStyle w:val="SourceCode"/>
-      </w:pPr>
-      <w:r>
-        <w:t xml:space="preserve">    // and the body; it counts the body's bytes and sends that number as</w:t>
-      </w:r>
-    </w:p>
-    <w:p>
-      <w:pPr>
-        <w:pStyle w:val="SourceCode"/>
-      </w:pPr>
-      <w:r>
-        <w:t xml:space="preserve">    // Content-Length.</w:t>
+        <w:t xml:space="preserve">    // Remember, into_response turns the status, the headers, and the body</w:t>
+      </w:r>
+    </w:p>
+    <w:p>
+      <w:pPr>
+        <w:pStyle w:val="SourceCode"/>
+      </w:pPr>
+      <w:r>
+        <w:t xml:space="preserve">    // (to_string: a copy it owns) into one response. axum sends the status</w:t>
+      </w:r>
+    </w:p>
+    <w:p>
+      <w:pPr>
+        <w:pStyle w:val="SourceCode"/>
+      </w:pPr>
+      <w:r>
+        <w:t xml:space="preserve">    // line, such as HTTP/1.1 200 OK (or 404 Not Found), then the headers, a</w:t>
+      </w:r>
+    </w:p>
+    <w:p>
+      <w:pPr>
+        <w:pStyle w:val="SourceCode"/>
+      </w:pPr>
+      <w:r>
+        <w:t xml:space="preserve">    // blank line, and the body; it counts the body's bytes and sends that</w:t>
+      </w:r>
+    </w:p>
+    <w:p>
+      <w:pPr>
+        <w:pStyle w:val="SourceCode"/>
+      </w:pPr>
+      <w:r>
+        <w:t xml:space="preserve">    // number as Content-Length.</w:t>
       </w:r>
     </w:p>
     <w:p>
@@ -16030,23 +16087,23 @@
         <w:pStyle w:val="SourceCode"/>
       </w:pPr>
       <w:r>
-        <w:t>// The kind of failure an error is. Each ureq::Error variant is one kind</w:t>
-      </w:r>
-    </w:p>
-    <w:p>
-      <w:pPr>
-        <w:pStyle w:val="SourceCode"/>
-      </w:pPr>
-      <w:r>
-        <w:t>// of error, and the io::Error inside Io carries a kind of its own.</w:t>
-      </w:r>
-    </w:p>
-    <w:p>
-      <w:pPr>
-        <w:pStyle w:val="SourceCode"/>
-      </w:pPr>
-      <w:r>
-        <w:t>// Remember, if let runs its block only when the value fits the pattern.</w:t>
+        <w:t>// The kind of failure an error is. Each ureq::Error variant is one kind,</w:t>
+      </w:r>
+    </w:p>
+    <w:p>
+      <w:pPr>
+        <w:pStyle w:val="SourceCode"/>
+      </w:pPr>
+      <w:r>
+        <w:t>// and Io's io::Error has a kind too: rustls makes a refused certificate</w:t>
+      </w:r>
+    </w:p>
+    <w:p>
+      <w:pPr>
+        <w:pStyle w:val="SourceCode"/>
+      </w:pPr>
+      <w:r>
+        <w:t>// InvalidData. Remember, if let runs its block only when the value fits.</w:t>
       </w:r>
     </w:p>
     <w:p>
@@ -16344,15 +16401,15 @@
         <w:pStyle w:val="SourceCode"/>
       </w:pPr>
       <w:r>
-        <w:t>// answer like any other; only no answer at all gives status_code 0, with</w:t>
-      </w:r>
-    </w:p>
-    <w:p>
-      <w:pPr>
-        <w:pStyle w:val="SourceCode"/>
-      </w:pPr>
-      <w:r>
-        <w:t>// two Error lines.</w:t>
+        <w:t>// answer like any other; no answer, or a body that cannot be read, gives</w:t>
+      </w:r>
+    </w:p>
+    <w:p>
+      <w:pPr>
+        <w:pStyle w:val="SourceCode"/>
+      </w:pPr>
+      <w:r>
+        <w:t>// status_code 0 after two Error lines.</w:t>
       </w:r>
     </w:p>
     <w:p>
@@ -16736,6 +16793,99 @@
         <w:pStyle w:val="SourceCode"/>
       </w:pPr>
       <w:r>
+        <w:t xml:space="preserve">    ApiResponse { // Remember, body alone = body: body.</w:t>
+      </w:r>
+    </w:p>
+    <w:p>
+      <w:pPr>
+        <w:pStyle w:val="SourceCode"/>
+      </w:pPr>
+      <w:r>
+        <w:t xml:space="preserve">        status_code,</w:t>
+      </w:r>
+    </w:p>
+    <w:p>
+      <w:pPr>
+        <w:pStyle w:val="SourceCode"/>
+      </w:pPr>
+      <w:r>
+        <w:t xml:space="preserve">        body,</w:t>
+      </w:r>
+    </w:p>
+    <w:p>
+      <w:pPr>
+        <w:pStyle w:val="SourceCode"/>
+      </w:pPr>
+      <w:r>
+        <w:t xml:space="preserve">        headers,</w:t>
+      </w:r>
+    </w:p>
+    <w:p>
+      <w:pPr>
+        <w:pStyle w:val="SourceCode"/>
+      </w:pPr>
+      <w:r>
+        <w:t xml:space="preserve">        failure: String::new(),</w:t>
+      </w:r>
+    </w:p>
+    <w:p>
+      <w:pPr>
+        <w:pStyle w:val="SourceCode"/>
+      </w:pPr>
+      <w:r>
+        <w:t xml:space="preserve">    }</w:t>
+      </w:r>
+    </w:p>
+    <w:p>
+      <w:pPr>
+        <w:pStyle w:val="SourceCode"/>
+      </w:pPr>
+      <w:r>
+        <w:t>}</w:t>
+      </w:r>
+    </w:p>
+    <w:p>
+      <w:pPr>
+        <w:pStyle w:val="SourceCode"/>
+      </w:pPr>
+    </w:p>
+    <w:p>
+      <w:pPr>
+        <w:pStyle w:val="SourceCode"/>
+      </w:pPr>
+      <w:r>
+        <w:t>// No answer: two lines on the error stream, and status_code 0.</w:t>
+      </w:r>
+    </w:p>
+    <w:p>
+      <w:pPr>
+        <w:pStyle w:val="SourceCode"/>
+      </w:pPr>
+      <w:r>
+        <w:t>fn report_failure(error: &amp;ureq::Error) -&gt; ApiResponse {</w:t>
+      </w:r>
+    </w:p>
+    <w:p>
+      <w:pPr>
+        <w:pStyle w:val="SourceCode"/>
+      </w:pPr>
+      <w:r>
+        <w:t xml:space="preserve">    eprintln!("Error: could not reach {}", SERVER_ORIGIN);</w:t>
+      </w:r>
+    </w:p>
+    <w:p>
+      <w:pPr>
+        <w:pStyle w:val="SourceCode"/>
+      </w:pPr>
+      <w:r>
+        <w:t xml:space="preserve">    eprintln!("Reason: {}", error);</w:t>
+      </w:r>
+    </w:p>
+    <w:p>
+      <w:pPr>
+        <w:pStyle w:val="SourceCode"/>
+      </w:pPr>
+      <w:r>
         <w:t xml:space="preserve">    ApiResponse {</w:t>
       </w:r>
     </w:p>
@@ -16744,31 +16894,31 @@
         <w:pStyle w:val="SourceCode"/>
       </w:pPr>
       <w:r>
-        <w:t xml:space="preserve">        status_code,</w:t>
-      </w:r>
-    </w:p>
-    <w:p>
-      <w:pPr>
-        <w:pStyle w:val="SourceCode"/>
-      </w:pPr>
-      <w:r>
-        <w:t xml:space="preserve">        body,</w:t>
-      </w:r>
-    </w:p>
-    <w:p>
-      <w:pPr>
-        <w:pStyle w:val="SourceCode"/>
-      </w:pPr>
-      <w:r>
-        <w:t xml:space="preserve">        headers,</w:t>
-      </w:r>
-    </w:p>
-    <w:p>
-      <w:pPr>
-        <w:pStyle w:val="SourceCode"/>
-      </w:pPr>
-      <w:r>
-        <w:t xml:space="preserve">        failure: String::new(),</w:t>
+        <w:t xml:space="preserve">        status_code: 0,</w:t>
+      </w:r>
+    </w:p>
+    <w:p>
+      <w:pPr>
+        <w:pStyle w:val="SourceCode"/>
+      </w:pPr>
+      <w:r>
+        <w:t xml:space="preserve">        body: String::new(),</w:t>
+      </w:r>
+    </w:p>
+    <w:p>
+      <w:pPr>
+        <w:pStyle w:val="SourceCode"/>
+      </w:pPr>
+      <w:r>
+        <w:t xml:space="preserve">        headers: Vec::new(),</w:t>
+      </w:r>
+    </w:p>
+    <w:p>
+      <w:pPr>
+        <w:pStyle w:val="SourceCode"/>
+      </w:pPr>
+      <w:r>
+        <w:t xml:space="preserve">        failure: failure_kind(error),</w:t>
       </w:r>
     </w:p>
     <w:p>
@@ -16797,76 +16947,351 @@
         <w:pStyle w:val="SourceCode"/>
       </w:pPr>
       <w:r>
-        <w:t>// No answer: two lines on the error stream, and status_code 0.</w:t>
-      </w:r>
-    </w:p>
-    <w:p>
-      <w:pPr>
-        <w:pStyle w:val="SourceCode"/>
-      </w:pPr>
-      <w:r>
-        <w:t>fn report_failure(error: &amp;ureq::Error) -&gt; ApiResponse {</w:t>
-      </w:r>
-    </w:p>
-    <w:p>
-      <w:pPr>
-        <w:pStyle w:val="SourceCode"/>
-      </w:pPr>
-      <w:r>
-        <w:t xml:space="preserve">    eprintln!("Error: could not reach {}", SERVER_ORIGIN);</w:t>
-      </w:r>
-    </w:p>
-    <w:p>
-      <w:pPr>
-        <w:pStyle w:val="SourceCode"/>
-      </w:pPr>
-      <w:r>
-        <w:t xml:space="preserve">    eprintln!("Reason: {}", error);</w:t>
-      </w:r>
-    </w:p>
-    <w:p>
-      <w:pPr>
-        <w:pStyle w:val="SourceCode"/>
-      </w:pPr>
-      <w:r>
-        <w:t xml:space="preserve">    ApiResponse {</w:t>
-      </w:r>
-    </w:p>
-    <w:p>
-      <w:pPr>
-        <w:pStyle w:val="SourceCode"/>
-      </w:pPr>
-      <w:r>
-        <w:t xml:space="preserve">        status_code: 0,</w:t>
-      </w:r>
-    </w:p>
-    <w:p>
-      <w:pPr>
-        <w:pStyle w:val="SourceCode"/>
-      </w:pPr>
-      <w:r>
-        <w:t xml:space="preserve">        body: String::new(),</w:t>
-      </w:r>
-    </w:p>
-    <w:p>
-      <w:pPr>
-        <w:pStyle w:val="SourceCode"/>
-      </w:pPr>
-      <w:r>
-        <w:t xml:space="preserve">        headers: Vec::new(),</w:t>
-      </w:r>
-    </w:p>
-    <w:p>
-      <w:pPr>
-        <w:pStyle w:val="SourceCode"/>
-      </w:pPr>
-      <w:r>
-        <w:t xml:space="preserve">        failure: failure_kind(error),</w:t>
-      </w:r>
-    </w:p>
-    <w:p>
-      <w:pPr>
-        <w:pStyle w:val="SourceCode"/>
+        <w:t>fn print_response(response: &amp;ApiResponse) {</w:t>
+      </w:r>
+    </w:p>
+    <w:p>
+      <w:pPr>
+        <w:pStyle w:val="SourceCode"/>
+      </w:pPr>
+      <w:r>
+        <w:t xml:space="preserve">    println!("Status: {}", response.status_code);</w:t>
+      </w:r>
+    </w:p>
+    <w:p>
+      <w:pPr>
+        <w:pStyle w:val="SourceCode"/>
+      </w:pPr>
+      <w:r>
+        <w:t xml:space="preserve">    println!("Content-Type: {}", response_header(response, "Content-Type"));</w:t>
+      </w:r>
+    </w:p>
+    <w:p>
+      <w:pPr>
+        <w:pStyle w:val="SourceCode"/>
+      </w:pPr>
+      <w:r>
+        <w:t xml:space="preserve">    println!("Body: {}", response.body);</w:t>
+      </w:r>
+    </w:p>
+    <w:p>
+      <w:pPr>
+        <w:pStyle w:val="SourceCode"/>
+      </w:pPr>
+      <w:r>
+        <w:t>}</w:t>
+      </w:r>
+    </w:p>
+    <w:p>
+      <w:pPr>
+        <w:pStyle w:val="SourceCode"/>
+      </w:pPr>
+    </w:p>
+    <w:p>
+      <w:pPr>
+        <w:pStyle w:val="SourceCode"/>
+      </w:pPr>
+      <w:r>
+        <w:t>fn main() {</w:t>
+      </w:r>
+    </w:p>
+    <w:p>
+      <w:pPr>
+        <w:pStyle w:val="SourceCode"/>
+      </w:pPr>
+      <w:r>
+        <w:t xml:space="preserve">    let ca_bytes = match fs::read(CA_FILE) {</w:t>
+      </w:r>
+    </w:p>
+    <w:p>
+      <w:pPr>
+        <w:pStyle w:val="SourceCode"/>
+      </w:pPr>
+      <w:r>
+        <w:t xml:space="preserve">        Ok(bytes) =&gt; bytes,</w:t>
+      </w:r>
+    </w:p>
+    <w:p>
+      <w:pPr>
+        <w:pStyle w:val="SourceCode"/>
+      </w:pPr>
+      <w:r>
+        <w:t xml:space="preserve">        Err(error) =&gt; {</w:t>
+      </w:r>
+    </w:p>
+    <w:p>
+      <w:pPr>
+        <w:pStyle w:val="SourceCode"/>
+      </w:pPr>
+      <w:r>
+        <w:t xml:space="preserve">            eprintln!("Error: could not read {}", CA_FILE);</w:t>
+      </w:r>
+    </w:p>
+    <w:p>
+      <w:pPr>
+        <w:pStyle w:val="SourceCode"/>
+      </w:pPr>
+      <w:r>
+        <w:t xml:space="preserve">            eprintln!("Reason: {}", error);</w:t>
+      </w:r>
+    </w:p>
+    <w:p>
+      <w:pPr>
+        <w:pStyle w:val="SourceCode"/>
+      </w:pPr>
+      <w:r>
+        <w:t xml:space="preserve">            process::exit(1);</w:t>
+      </w:r>
+    </w:p>
+    <w:p>
+      <w:pPr>
+        <w:pStyle w:val="SourceCode"/>
+      </w:pPr>
+      <w:r>
+        <w:t xml:space="preserve">        }</w:t>
+      </w:r>
+    </w:p>
+    <w:p>
+      <w:pPr>
+        <w:pStyle w:val="SourceCode"/>
+      </w:pPr>
+      <w:r>
+        <w:t xml:space="preserve">    };</w:t>
+      </w:r>
+    </w:p>
+    <w:p>
+      <w:pPr>
+        <w:pStyle w:val="SourceCode"/>
+      </w:pPr>
+      <w:r>
+        <w:t xml:space="preserve">    let ca_certificate = match Certificate::from_pem(&amp;ca_bytes) {</w:t>
+      </w:r>
+    </w:p>
+    <w:p>
+      <w:pPr>
+        <w:pStyle w:val="SourceCode"/>
+      </w:pPr>
+      <w:r>
+        <w:t xml:space="preserve">        Ok(certificate) =&gt; certificate,</w:t>
+      </w:r>
+    </w:p>
+    <w:p>
+      <w:pPr>
+        <w:pStyle w:val="SourceCode"/>
+      </w:pPr>
+      <w:r>
+        <w:t xml:space="preserve">        Err(error) =&gt; {</w:t>
+      </w:r>
+    </w:p>
+    <w:p>
+      <w:pPr>
+        <w:pStyle w:val="SourceCode"/>
+      </w:pPr>
+      <w:r>
+        <w:t xml:space="preserve">            eprintln!("Error: {} holds no certificate", CA_FILE);</w:t>
+      </w:r>
+    </w:p>
+    <w:p>
+      <w:pPr>
+        <w:pStyle w:val="SourceCode"/>
+      </w:pPr>
+      <w:r>
+        <w:t xml:space="preserve">            eprintln!("Reason: {}", error);</w:t>
+      </w:r>
+    </w:p>
+    <w:p>
+      <w:pPr>
+        <w:pStyle w:val="SourceCode"/>
+      </w:pPr>
+      <w:r>
+        <w:t xml:space="preserve">            process::exit(1);</w:t>
+      </w:r>
+    </w:p>
+    <w:p>
+      <w:pPr>
+        <w:pStyle w:val="SourceCode"/>
+      </w:pPr>
+      <w:r>
+        <w:t xml:space="preserve">        }</w:t>
+      </w:r>
+    </w:p>
+    <w:p>
+      <w:pPr>
+        <w:pStyle w:val="SourceCode"/>
+      </w:pPr>
+      <w:r>
+        <w:t xml:space="preserve">    };</w:t>
+      </w:r>
+    </w:p>
+    <w:p>
+      <w:pPr>
+        <w:pStyle w:val="SourceCode"/>
+      </w:pPr>
+      <w:r>
+        <w:t xml:space="preserve">    let tls_config = TlsConfig::builder()</w:t>
+      </w:r>
+    </w:p>
+    <w:p>
+      <w:pPr>
+        <w:pStyle w:val="SourceCode"/>
+      </w:pPr>
+      <w:r>
+        <w:t xml:space="preserve">        .root_certs(RootCerts::new_with_certs(&amp;[ca_certificate]))</w:t>
+      </w:r>
+    </w:p>
+    <w:p>
+      <w:pPr>
+        <w:pStyle w:val="SourceCode"/>
+      </w:pPr>
+      <w:r>
+        <w:t xml:space="preserve">        .build();</w:t>
+      </w:r>
+    </w:p>
+    <w:p>
+      <w:pPr>
+        <w:pStyle w:val="SourceCode"/>
+      </w:pPr>
+      <w:r>
+        <w:t xml:space="preserve">    // Create the client once, with the settings every request shares: the</w:t>
+      </w:r>
+    </w:p>
+    <w:p>
+      <w:pPr>
+        <w:pStyle w:val="SourceCode"/>
+      </w:pPr>
+      <w:r>
+        <w:t xml:space="preserve">    // one certificate authority it trusts, the timeout, and no redirects.</w:t>
+      </w:r>
+    </w:p>
+    <w:p>
+      <w:pPr>
+        <w:pStyle w:val="SourceCode"/>
+      </w:pPr>
+      <w:r>
+        <w:t xml:space="preserve">    // max_redirects(0) never follows a redirect: a 3xx is an answer like</w:t>
+      </w:r>
+    </w:p>
+    <w:p>
+      <w:pPr>
+        <w:pStyle w:val="SourceCode"/>
+      </w:pPr>
+      <w:r>
+        <w:t xml:space="preserve">    // any other.</w:t>
+      </w:r>
+    </w:p>
+    <w:p>
+      <w:pPr>
+        <w:pStyle w:val="SourceCode"/>
+      </w:pPr>
+      <w:r>
+        <w:t xml:space="preserve">    let agent: Agent = Agent::config_builder()</w:t>
+      </w:r>
+    </w:p>
+    <w:p>
+      <w:pPr>
+        <w:pStyle w:val="SourceCode"/>
+      </w:pPr>
+      <w:r>
+        <w:t xml:space="preserve">        .tls_config(tls_config)</w:t>
+      </w:r>
+    </w:p>
+    <w:p>
+      <w:pPr>
+        <w:pStyle w:val="SourceCode"/>
+      </w:pPr>
+      <w:r>
+        <w:t xml:space="preserve">        .timeout_global(Some(Duration::from_secs(TIMEOUT_SECONDS)))</w:t>
+      </w:r>
+    </w:p>
+    <w:p>
+      <w:pPr>
+        <w:pStyle w:val="SourceCode"/>
+      </w:pPr>
+      <w:r>
+        <w:t xml:space="preserve">        .http_status_as_error(false)</w:t>
+      </w:r>
+    </w:p>
+    <w:p>
+      <w:pPr>
+        <w:pStyle w:val="SourceCode"/>
+      </w:pPr>
+      <w:r>
+        <w:t xml:space="preserve">        .max_redirects(0)</w:t>
+      </w:r>
+    </w:p>
+    <w:p>
+      <w:pPr>
+        <w:pStyle w:val="SourceCode"/>
+      </w:pPr>
+      <w:r>
+        <w:t xml:space="preserve">        .build()</w:t>
+      </w:r>
+    </w:p>
+    <w:p>
+      <w:pPr>
+        <w:pStyle w:val="SourceCode"/>
+      </w:pPr>
+      <w:r>
+        <w:t xml:space="preserve">        .into();</w:t>
+      </w:r>
+    </w:p>
+    <w:p>
+      <w:pPr>
+        <w:pStyle w:val="SourceCode"/>
+      </w:pPr>
+    </w:p>
+    <w:p>
+      <w:pPr>
+        <w:pStyle w:val="SourceCode"/>
+      </w:pPr>
+      <w:r>
+        <w:t xml:space="preserve">    let health_path = format!("{}/health", API_PREFIX);</w:t>
+      </w:r>
+    </w:p>
+    <w:p>
+      <w:pPr>
+        <w:pStyle w:val="SourceCode"/>
+      </w:pPr>
+      <w:r>
+        <w:t xml:space="preserve">    let response = send_request(&amp;agent, "GET", &amp;health_path, "", "");</w:t>
+      </w:r>
+    </w:p>
+    <w:p>
+      <w:pPr>
+        <w:pStyle w:val="SourceCode"/>
+      </w:pPr>
+      <w:r>
+        <w:t xml:space="preserve">    // failure is "" exactly when there was an answer. Rust warns about a</w:t>
+      </w:r>
+    </w:p>
+    <w:p>
+      <w:pPr>
+        <w:pStyle w:val="SourceCode"/>
+      </w:pPr>
+      <w:r>
+        <w:t xml:space="preserve">    // field that nothing reads, so main checks failure, not status_code 0.</w:t>
+      </w:r>
+    </w:p>
+    <w:p>
+      <w:pPr>
+        <w:pStyle w:val="SourceCode"/>
+      </w:pPr>
+      <w:r>
+        <w:t xml:space="preserve">    if !response.failure.is_empty() {</w:t>
+      </w:r>
+    </w:p>
+    <w:p>
+      <w:pPr>
+        <w:pStyle w:val="SourceCode"/>
+      </w:pPr>
+      <w:r>
+        <w:t xml:space="preserve">        process::exit(1);</w:t>
+      </w:r>
+    </w:p>
+    <w:p>
+      <w:pPr>
+        <w:pStyle w:val="SourceCode"/>
+        <w:keepNext/>
       </w:pPr>
       <w:r>
         <w:t xml:space="preserve">    }</w:t>
@@ -16875,6 +17300,15 @@
     <w:p>
       <w:pPr>
         <w:pStyle w:val="SourceCode"/>
+        <w:keepNext/>
+      </w:pPr>
+      <w:r>
+        <w:t xml:space="preserve">    print_response(&amp;response);</w:t>
+      </w:r>
+    </w:p>
+    <w:p>
+      <w:pPr>
+        <w:pStyle w:val="SourceCode"/>
       </w:pPr>
       <w:r>
         <w:t>}</w:t>
@@ -16882,383 +17316,6 @@
     </w:p>
     <w:p>
       <w:pPr>
-        <w:pStyle w:val="SourceCode"/>
-      </w:pPr>
-    </w:p>
-    <w:p>
-      <w:pPr>
-        <w:pStyle w:val="SourceCode"/>
-      </w:pPr>
-      <w:r>
-        <w:t>fn print_response(response: &amp;ApiResponse) {</w:t>
-      </w:r>
-    </w:p>
-    <w:p>
-      <w:pPr>
-        <w:pStyle w:val="SourceCode"/>
-      </w:pPr>
-      <w:r>
-        <w:t xml:space="preserve">    println!("Status: {}", response.status_code);</w:t>
-      </w:r>
-    </w:p>
-    <w:p>
-      <w:pPr>
-        <w:pStyle w:val="SourceCode"/>
-      </w:pPr>
-      <w:r>
-        <w:t xml:space="preserve">    println!("Content-Type: {}", response_header(response, "Content-Type"));</w:t>
-      </w:r>
-    </w:p>
-    <w:p>
-      <w:pPr>
-        <w:pStyle w:val="SourceCode"/>
-      </w:pPr>
-      <w:r>
-        <w:t xml:space="preserve">    println!("Body: {}", response.body);</w:t>
-      </w:r>
-    </w:p>
-    <w:p>
-      <w:pPr>
-        <w:pStyle w:val="SourceCode"/>
-      </w:pPr>
-      <w:r>
-        <w:t>}</w:t>
-      </w:r>
-    </w:p>
-    <w:p>
-      <w:pPr>
-        <w:pStyle w:val="SourceCode"/>
-      </w:pPr>
-    </w:p>
-    <w:p>
-      <w:pPr>
-        <w:pStyle w:val="SourceCode"/>
-      </w:pPr>
-      <w:r>
-        <w:t>fn main() {</w:t>
-      </w:r>
-    </w:p>
-    <w:p>
-      <w:pPr>
-        <w:pStyle w:val="SourceCode"/>
-      </w:pPr>
-      <w:r>
-        <w:t xml:space="preserve">    let ca_bytes = match fs::read(CA_FILE) {</w:t>
-      </w:r>
-    </w:p>
-    <w:p>
-      <w:pPr>
-        <w:pStyle w:val="SourceCode"/>
-      </w:pPr>
-      <w:r>
-        <w:t xml:space="preserve">        Ok(bytes) =&gt; bytes,</w:t>
-      </w:r>
-    </w:p>
-    <w:p>
-      <w:pPr>
-        <w:pStyle w:val="SourceCode"/>
-      </w:pPr>
-      <w:r>
-        <w:t xml:space="preserve">        Err(error) =&gt; {</w:t>
-      </w:r>
-    </w:p>
-    <w:p>
-      <w:pPr>
-        <w:pStyle w:val="SourceCode"/>
-      </w:pPr>
-      <w:r>
-        <w:t xml:space="preserve">            eprintln!("Error: could not read {}", CA_FILE);</w:t>
-      </w:r>
-    </w:p>
-    <w:p>
-      <w:pPr>
-        <w:pStyle w:val="SourceCode"/>
-      </w:pPr>
-      <w:r>
-        <w:t xml:space="preserve">            eprintln!("Reason: {}", error);</w:t>
-      </w:r>
-    </w:p>
-    <w:p>
-      <w:pPr>
-        <w:pStyle w:val="SourceCode"/>
-      </w:pPr>
-      <w:r>
-        <w:t xml:space="preserve">            process::exit(1);</w:t>
-      </w:r>
-    </w:p>
-    <w:p>
-      <w:pPr>
-        <w:pStyle w:val="SourceCode"/>
-      </w:pPr>
-      <w:r>
-        <w:t xml:space="preserve">        }</w:t>
-      </w:r>
-    </w:p>
-    <w:p>
-      <w:pPr>
-        <w:pStyle w:val="SourceCode"/>
-      </w:pPr>
-      <w:r>
-        <w:t xml:space="preserve">    };</w:t>
-      </w:r>
-    </w:p>
-    <w:p>
-      <w:pPr>
-        <w:pStyle w:val="SourceCode"/>
-      </w:pPr>
-      <w:r>
-        <w:t xml:space="preserve">    let ca_certificate = match Certificate::from_pem(&amp;ca_bytes) {</w:t>
-      </w:r>
-    </w:p>
-    <w:p>
-      <w:pPr>
-        <w:pStyle w:val="SourceCode"/>
-      </w:pPr>
-      <w:r>
-        <w:t xml:space="preserve">        Ok(certificate) =&gt; certificate,</w:t>
-      </w:r>
-    </w:p>
-    <w:p>
-      <w:pPr>
-        <w:pStyle w:val="SourceCode"/>
-      </w:pPr>
-      <w:r>
-        <w:t xml:space="preserve">        Err(error) =&gt; {</w:t>
-      </w:r>
-    </w:p>
-    <w:p>
-      <w:pPr>
-        <w:pStyle w:val="SourceCode"/>
-      </w:pPr>
-      <w:r>
-        <w:t xml:space="preserve">            eprintln!("Error: {} holds no certificate", CA_FILE);</w:t>
-      </w:r>
-    </w:p>
-    <w:p>
-      <w:pPr>
-        <w:pStyle w:val="SourceCode"/>
-      </w:pPr>
-      <w:r>
-        <w:t xml:space="preserve">            eprintln!("Reason: {}", error);</w:t>
-      </w:r>
-    </w:p>
-    <w:p>
-      <w:pPr>
-        <w:pStyle w:val="SourceCode"/>
-      </w:pPr>
-      <w:r>
-        <w:t xml:space="preserve">            process::exit(1);</w:t>
-      </w:r>
-    </w:p>
-    <w:p>
-      <w:pPr>
-        <w:pStyle w:val="SourceCode"/>
-      </w:pPr>
-      <w:r>
-        <w:t xml:space="preserve">        }</w:t>
-      </w:r>
-    </w:p>
-    <w:p>
-      <w:pPr>
-        <w:pStyle w:val="SourceCode"/>
-      </w:pPr>
-      <w:r>
-        <w:t xml:space="preserve">    };</w:t>
-      </w:r>
-    </w:p>
-    <w:p>
-      <w:pPr>
-        <w:pStyle w:val="SourceCode"/>
-      </w:pPr>
-      <w:r>
-        <w:t xml:space="preserve">    let tls_config = TlsConfig::builder()</w:t>
-      </w:r>
-    </w:p>
-    <w:p>
-      <w:pPr>
-        <w:pStyle w:val="SourceCode"/>
-      </w:pPr>
-      <w:r>
-        <w:t xml:space="preserve">        .root_certs(RootCerts::new_with_certs(&amp;[ca_certificate]))</w:t>
-      </w:r>
-    </w:p>
-    <w:p>
-      <w:pPr>
-        <w:pStyle w:val="SourceCode"/>
-      </w:pPr>
-      <w:r>
-        <w:t xml:space="preserve">        .build();</w:t>
-      </w:r>
-    </w:p>
-    <w:p>
-      <w:pPr>
-        <w:pStyle w:val="SourceCode"/>
-      </w:pPr>
-      <w:r>
-        <w:t xml:space="preserve">    // Create the client once, with the settings every request shares: the</w:t>
-      </w:r>
-    </w:p>
-    <w:p>
-      <w:pPr>
-        <w:pStyle w:val="SourceCode"/>
-      </w:pPr>
-      <w:r>
-        <w:t xml:space="preserve">    // one certificate authority it trusts, the timeout, and no redirects.</w:t>
-      </w:r>
-    </w:p>
-    <w:p>
-      <w:pPr>
-        <w:pStyle w:val="SourceCode"/>
-      </w:pPr>
-      <w:r>
-        <w:t xml:space="preserve">    // max_redirects(0) never follows a redirect: a 3xx is an answer like</w:t>
-      </w:r>
-    </w:p>
-    <w:p>
-      <w:pPr>
-        <w:pStyle w:val="SourceCode"/>
-      </w:pPr>
-      <w:r>
-        <w:t xml:space="preserve">    // any other.</w:t>
-      </w:r>
-    </w:p>
-    <w:p>
-      <w:pPr>
-        <w:pStyle w:val="SourceCode"/>
-      </w:pPr>
-      <w:r>
-        <w:t xml:space="preserve">    let agent: Agent = Agent::config_builder()</w:t>
-      </w:r>
-    </w:p>
-    <w:p>
-      <w:pPr>
-        <w:pStyle w:val="SourceCode"/>
-      </w:pPr>
-      <w:r>
-        <w:t xml:space="preserve">        .tls_config(tls_config)</w:t>
-      </w:r>
-    </w:p>
-    <w:p>
-      <w:pPr>
-        <w:pStyle w:val="SourceCode"/>
-      </w:pPr>
-      <w:r>
-        <w:t xml:space="preserve">        .timeout_global(Some(Duration::from_secs(TIMEOUT_SECONDS)))</w:t>
-      </w:r>
-    </w:p>
-    <w:p>
-      <w:pPr>
-        <w:pStyle w:val="SourceCode"/>
-      </w:pPr>
-      <w:r>
-        <w:t xml:space="preserve">        .http_status_as_error(false)</w:t>
-      </w:r>
-    </w:p>
-    <w:p>
-      <w:pPr>
-        <w:pStyle w:val="SourceCode"/>
-      </w:pPr>
-      <w:r>
-        <w:t xml:space="preserve">        .max_redirects(0)</w:t>
-      </w:r>
-    </w:p>
-    <w:p>
-      <w:pPr>
-        <w:pStyle w:val="SourceCode"/>
-      </w:pPr>
-      <w:r>
-        <w:t xml:space="preserve">        .build()</w:t>
-      </w:r>
-    </w:p>
-    <w:p>
-      <w:pPr>
-        <w:pStyle w:val="SourceCode"/>
-      </w:pPr>
-      <w:r>
-        <w:t xml:space="preserve">        .into();</w:t>
-      </w:r>
-    </w:p>
-    <w:p>
-      <w:pPr>
-        <w:pStyle w:val="SourceCode"/>
-      </w:pPr>
-    </w:p>
-    <w:p>
-      <w:pPr>
-        <w:pStyle w:val="SourceCode"/>
-      </w:pPr>
-      <w:r>
-        <w:t xml:space="preserve">    let health_path = format!("{}/health", API_PREFIX);</w:t>
-      </w:r>
-    </w:p>
-    <w:p>
-      <w:pPr>
-        <w:pStyle w:val="SourceCode"/>
-      </w:pPr>
-      <w:r>
-        <w:t xml:space="preserve">    let response = send_request(&amp;agent, "GET", &amp;health_path, "", "");</w:t>
-      </w:r>
-    </w:p>
-    <w:p>
-      <w:pPr>
-        <w:pStyle w:val="SourceCode"/>
-      </w:pPr>
-      <w:r>
-        <w:t xml:space="preserve">    // failure is "" exactly when there was an answer. Rust warns about a</w:t>
-      </w:r>
-    </w:p>
-    <w:p>
-      <w:pPr>
-        <w:pStyle w:val="SourceCode"/>
-      </w:pPr>
-      <w:r>
-        <w:t xml:space="preserve">    // field that nothing reads, so main checks failure, not status_code 0.</w:t>
-      </w:r>
-    </w:p>
-    <w:p>
-      <w:pPr>
-        <w:pStyle w:val="SourceCode"/>
-      </w:pPr>
-      <w:r>
-        <w:t xml:space="preserve">    if !response.failure.is_empty() {</w:t>
-      </w:r>
-    </w:p>
-    <w:p>
-      <w:pPr>
-        <w:pStyle w:val="SourceCode"/>
-      </w:pPr>
-      <w:r>
-        <w:t xml:space="preserve">        process::exit(1);</w:t>
-      </w:r>
-    </w:p>
-    <w:p>
-      <w:pPr>
-        <w:pStyle w:val="SourceCode"/>
-        <w:keepNext/>
-      </w:pPr>
-      <w:r>
-        <w:t xml:space="preserve">    }</w:t>
-      </w:r>
-    </w:p>
-    <w:p>
-      <w:pPr>
-        <w:pStyle w:val="SourceCode"/>
-        <w:keepNext/>
-      </w:pPr>
-      <w:r>
-        <w:t xml:space="preserve">    print_response(&amp;response);</w:t>
-      </w:r>
-    </w:p>
-    <w:p>
-      <w:pPr>
-        <w:pStyle w:val="SourceCode"/>
-      </w:pPr>
-      <w:r>
-        <w:t>}</w:t>
-      </w:r>
-    </w:p>
-    <w:p>
-      <w:pPr>
         <w:keepNext/>
       </w:pPr>
     </w:p>
@@ -19525,7 +19582,7 @@
         <w:pStyle w:val="SourceCode"/>
       </w:pPr>
       <w:r>
-        <w:t xml:space="preserve">    %% names the likely causes instead.</w:t>
+        <w:t xml:space="preserve">    %% names the likely causes instead (Remember, adjacent texts join).</w:t>
       </w:r>
     </w:p>
     <w:p>
@@ -19704,7 +19761,15 @@
         <w:pStyle w:val="SourceCode"/>
       </w:pPr>
       <w:r>
-        <w:t>%% One answer from the server. status_code is 0 when there was no answer,</w:t>
+        <w:t>%% One answer from the server. Remember, #api_response{...} makes a record</w:t>
+      </w:r>
+    </w:p>
+    <w:p>
+      <w:pPr>
+        <w:pStyle w:val="SourceCode"/>
+      </w:pPr>
+      <w:r>
+        <w:t>%% and R#api_response.body reads a field. status_code 0 means no answer,</w:t>
       </w:r>
     </w:p>
     <w:p>
@@ -19720,15 +19785,7 @@
         <w:pStyle w:val="SourceCode"/>
       </w:pPr>
       <w:r>
-        <w:t>%% "other"; it is "" when there was an answer. headers is a list of</w:t>
-      </w:r>
-    </w:p>
-    <w:p>
-      <w:pPr>
-        <w:pStyle w:val="SourceCode"/>
-      </w:pPr>
-      <w:r>
-        <w:t>%% {Name, Value} pairs, with each name in lowercase.</w:t>
+        <w:t>%% "other" ("" with an answer). headers: {Name, Value} pairs, lowercase.</w:t>
       </w:r>
     </w:p>
     <w:p>
@@ -24199,31 +24256,31 @@
       </w:rPr>
     </w:lvl>
   </w:abstractNum>
-  <w:num w:numId="1" w16cid:durableId="1245651737">
+  <w:num w:numId="1" w16cid:durableId="1693074344">
     <w:abstractNumId w:val="8"/>
   </w:num>
-  <w:num w:numId="2" w16cid:durableId="528031227">
+  <w:num w:numId="2" w16cid:durableId="329717006">
     <w:abstractNumId w:val="6"/>
   </w:num>
-  <w:num w:numId="3" w16cid:durableId="518587798">
+  <w:num w:numId="3" w16cid:durableId="330842307">
     <w:abstractNumId w:val="5"/>
   </w:num>
-  <w:num w:numId="4" w16cid:durableId="1408652580">
+  <w:num w:numId="4" w16cid:durableId="312951759">
     <w:abstractNumId w:val="4"/>
   </w:num>
-  <w:num w:numId="5" w16cid:durableId="1993829351">
+  <w:num w:numId="5" w16cid:durableId="2073849707">
     <w:abstractNumId w:val="7"/>
   </w:num>
-  <w:num w:numId="6" w16cid:durableId="1532721311">
+  <w:num w:numId="6" w16cid:durableId="987709001">
     <w:abstractNumId w:val="3"/>
   </w:num>
-  <w:num w:numId="7" w16cid:durableId="11348098">
+  <w:num w:numId="7" w16cid:durableId="489562062">
     <w:abstractNumId w:val="2"/>
   </w:num>
-  <w:num w:numId="8" w16cid:durableId="562956377">
+  <w:num w:numId="8" w16cid:durableId="1925993739">
     <w:abstractNumId w:val="1"/>
   </w:num>
-  <w:num w:numId="9" w16cid:durableId="133916380">
+  <w:num w:numId="9" w16cid:durableId="1030253952">
     <w:abstractNumId w:val="0"/>
   </w:num>
 </w:numbering>

--- a/Volume 1/Chapter 06 - RESTful APIs/SPA_Vol1_Ch6_Lesson6_4a_HTTP_Clients_EXTENDED.docx
+++ b/Volume 1/Chapter 06 - RESTful APIs/SPA_Vol1_Ch6_Lesson6_4a_HTTP_Clients_EXTENDED.docx
@@ -1192,7 +1192,7 @@
         <w:keepNext/>
       </w:pPr>
       <w:r>
-        <w:t>$openssl = "C:\Program Files\Git\mingw64\bin\openssl.exe"</w:t>
+        <w:t>$openssl = "C:\Program Files\Git\ucrt64\bin\openssl.exe"</w:t>
       </w:r>
     </w:p>
     <w:p>
@@ -24256,31 +24256,31 @@
       </w:rPr>
     </w:lvl>
   </w:abstractNum>
-  <w:num w:numId="1" w16cid:durableId="1693074344">
+  <w:num w:numId="1" w16cid:durableId="1475413002">
     <w:abstractNumId w:val="8"/>
   </w:num>
-  <w:num w:numId="2" w16cid:durableId="329717006">
+  <w:num w:numId="2" w16cid:durableId="1245336278">
     <w:abstractNumId w:val="6"/>
   </w:num>
-  <w:num w:numId="3" w16cid:durableId="330842307">
+  <w:num w:numId="3" w16cid:durableId="1240797772">
     <w:abstractNumId w:val="5"/>
   </w:num>
-  <w:num w:numId="4" w16cid:durableId="312951759">
+  <w:num w:numId="4" w16cid:durableId="934478343">
     <w:abstractNumId w:val="4"/>
   </w:num>
-  <w:num w:numId="5" w16cid:durableId="2073849707">
+  <w:num w:numId="5" w16cid:durableId="765661435">
     <w:abstractNumId w:val="7"/>
   </w:num>
-  <w:num w:numId="6" w16cid:durableId="987709001">
+  <w:num w:numId="6" w16cid:durableId="1512259407">
     <w:abstractNumId w:val="3"/>
   </w:num>
-  <w:num w:numId="7" w16cid:durableId="489562062">
+  <w:num w:numId="7" w16cid:durableId="759253467">
     <w:abstractNumId w:val="2"/>
   </w:num>
-  <w:num w:numId="8" w16cid:durableId="1925993739">
+  <w:num w:numId="8" w16cid:durableId="317614092">
     <w:abstractNumId w:val="1"/>
   </w:num>
-  <w:num w:numId="9" w16cid:durableId="1030253952">
+  <w:num w:numId="9" w16cid:durableId="1132601093">
     <w:abstractNumId w:val="0"/>
   </w:num>
 </w:numbering>
